--- a/Паспорт проекту.docx
+++ b/Паспорт проекту.docx
@@ -4,7 +4,16 @@
   <w:body>
     <w:p>
       <w:r>
-        <w:t># ПАСПОРТ ПРОЄКТУ: IncluEdAssistant.ai</w:t>
+        <w:t xml:space="preserve"># </w:t>
+      </w:r>
+      <w:r>
+        <w:rPr>
+          <w:rFonts w:ascii="Segoe UI Emoji" w:hAnsi="Segoe UI Emoji" w:cs="Segoe UI Emoji"/>
+        </w:rPr>
+        <w:t>🏛</w:t>
+      </w:r>
+      <w:r>
+        <w:t>️ ПАСПОРТ ПРОЄКТУ: IncluEdAssistant.ai (ОНОВЛЕНА РЕЛІЗНА ГІЛКА)</w:t>
       </w:r>
     </w:p>
     <w:p>
@@ -39,7 +48,7 @@
     </w:p>
     <w:p>
       <w:r>
-        <w:t>1. Стек технологій: Next.js (</w:t>
+        <w:t>1. Стек технологій: Next.js 16 (</w:t>
       </w:r>
       <w:proofErr w:type="spellStart"/>
       <w:r>
@@ -63,7 +72,7 @@
       </w:r>
       <w:proofErr w:type="spellEnd"/>
       <w:r>
-        <w:t xml:space="preserve"> 18/19, </w:t>
+        <w:t xml:space="preserve"> 19, </w:t>
       </w:r>
       <w:proofErr w:type="spellStart"/>
       <w:r>
@@ -100,7 +109,7 @@
       </w:r>
       <w:proofErr w:type="spellEnd"/>
       <w:r>
-        <w:t>): Чистий, сучасний та "дорогий" інтерфейс з великою кількістю вільного простору. Жодних фіксованих висот (`h-36`) для карток із текстом — тільки `h-</w:t>
+        <w:t>): Чистий інтерфейс з великою кількістю вільного простору. Жодних фіксованих висот для карток із текстом — тільки `h-</w:t>
       </w:r>
       <w:proofErr w:type="spellStart"/>
       <w:r>
@@ -108,7 +117,63 @@
       </w:r>
       <w:proofErr w:type="spellEnd"/>
       <w:r>
-        <w:t>` та гнучкі переноси. Сітки елементів адаптуються під будь-які екрани (від маленьких смартфонів до великих моніторів). На мобільних пристроях кнопки дій стають великими та розгортаються на всю ширину екрана для зручного кліку пальцем.</w:t>
+        <w:t>`, гнучкі переноси (`</w:t>
+      </w:r>
+      <w:proofErr w:type="spellStart"/>
+      <w:r>
+        <w:t>break-words</w:t>
+      </w:r>
+      <w:proofErr w:type="spellEnd"/>
+      <w:r>
+        <w:t xml:space="preserve"> </w:t>
+      </w:r>
+      <w:proofErr w:type="spellStart"/>
+      <w:r>
+        <w:t>whitespace-normal</w:t>
+      </w:r>
+      <w:proofErr w:type="spellEnd"/>
+      <w:r>
+        <w:t>`). На мобільних пристроях кнопки дій стають `w-</w:t>
+      </w:r>
+      <w:proofErr w:type="spellStart"/>
+      <w:r>
+        <w:t>full</w:t>
+      </w:r>
+      <w:proofErr w:type="spellEnd"/>
+      <w:r>
+        <w:t xml:space="preserve">` для зручного кліку пальцем, а списки дітей адаптуються в горизонтальний </w:t>
+      </w:r>
+      <w:proofErr w:type="spellStart"/>
+      <w:r>
+        <w:t>скрол</w:t>
+      </w:r>
+      <w:proofErr w:type="spellEnd"/>
+      <w:r>
+        <w:t xml:space="preserve"> (`</w:t>
+      </w:r>
+      <w:proofErr w:type="spellStart"/>
+      <w:r>
+        <w:t>overflow</w:t>
+      </w:r>
+      <w:proofErr w:type="spellEnd"/>
+      <w:r>
+        <w:t>-x-</w:t>
+      </w:r>
+      <w:proofErr w:type="spellStart"/>
+      <w:r>
+        <w:t>auto</w:t>
+      </w:r>
+      <w:proofErr w:type="spellEnd"/>
+      <w:r>
+        <w:t xml:space="preserve"> </w:t>
+      </w:r>
+      <w:proofErr w:type="spellStart"/>
+      <w:r>
+        <w:t>snap</w:t>
+      </w:r>
+      <w:proofErr w:type="spellEnd"/>
+      <w:r>
+        <w:t>-x`).</w:t>
       </w:r>
     </w:p>
     <w:p>
@@ -121,11 +186,367 @@
       </w:r>
       <w:proofErr w:type="spellEnd"/>
       <w:r>
-        <w:t xml:space="preserve"> (WAI-ARIA / WCAG 2.1): Високий стиль дизайну бездоганно поєднується з доступністю. Використовувати виключно офіційну структуру форм </w:t>
-      </w:r>
-      <w:proofErr w:type="spellStart"/>
-      <w:r>
-        <w:t>shadcn</w:t>
+        <w:t xml:space="preserve"> (WAI-ARIA / WCAG 2.1): Контрастний фокус клавіатури (`focus-visible:ring-4`) — залізне правило для всього </w:t>
+      </w:r>
+      <w:proofErr w:type="spellStart"/>
+      <w:r>
+        <w:t>проєкту</w:t>
+      </w:r>
+      <w:proofErr w:type="spellEnd"/>
+      <w:r>
+        <w:t>.</w:t>
+      </w:r>
+    </w:p>
+    <w:p>
+      <w:r>
+        <w:t>4. Розділення коду (</w:t>
+      </w:r>
+      <w:proofErr w:type="spellStart"/>
+      <w:r>
+        <w:t>Separation</w:t>
+      </w:r>
+      <w:proofErr w:type="spellEnd"/>
+      <w:r>
+        <w:t xml:space="preserve"> </w:t>
+      </w:r>
+      <w:proofErr w:type="spellStart"/>
+      <w:r>
+        <w:t>of</w:t>
+      </w:r>
+      <w:proofErr w:type="spellEnd"/>
+      <w:r>
+        <w:t xml:space="preserve"> </w:t>
+      </w:r>
+      <w:proofErr w:type="spellStart"/>
+      <w:r>
+        <w:t>Concerns</w:t>
+      </w:r>
+      <w:proofErr w:type="spellEnd"/>
+      <w:r>
+        <w:t xml:space="preserve">): UI-сторінки є клієнтськими компонентами. Уся бізнес-логіка, запити до </w:t>
+      </w:r>
+      <w:proofErr w:type="spellStart"/>
+      <w:r>
+        <w:t>Supabase</w:t>
+      </w:r>
+      <w:proofErr w:type="spellEnd"/>
+      <w:r>
+        <w:t xml:space="preserve"> та сховища </w:t>
+      </w:r>
+      <w:proofErr w:type="spellStart"/>
+      <w:r>
+        <w:t>Cloudflare</w:t>
+      </w:r>
+      <w:proofErr w:type="spellEnd"/>
+      <w:r>
+        <w:t xml:space="preserve"> R2 пишуться СТРОГО через Next.js Server </w:t>
+      </w:r>
+      <w:proofErr w:type="spellStart"/>
+      <w:r>
+        <w:t>Actions</w:t>
+      </w:r>
+      <w:proofErr w:type="spellEnd"/>
+      <w:r>
+        <w:t xml:space="preserve"> (`</w:t>
+      </w:r>
+      <w:proofErr w:type="spellStart"/>
+      <w:r>
+        <w:t>actions.ts</w:t>
+      </w:r>
+      <w:proofErr w:type="spellEnd"/>
+      <w:r>
+        <w:t xml:space="preserve">`). Жодних прямих </w:t>
+      </w:r>
+      <w:proofErr w:type="spellStart"/>
+      <w:r>
+        <w:t>фетчів</w:t>
+      </w:r>
+      <w:proofErr w:type="spellEnd"/>
+      <w:r>
+        <w:t xml:space="preserve"> у UI.</w:t>
+      </w:r>
+    </w:p>
+    <w:p>
+      <w:r>
+        <w:t>5. Серверна безпека: Усі дії у `</w:t>
+      </w:r>
+      <w:proofErr w:type="spellStart"/>
+      <w:r>
+        <w:t>actions.ts</w:t>
+      </w:r>
+      <w:proofErr w:type="spellEnd"/>
+      <w:r>
+        <w:t xml:space="preserve">` виконуються через серверний </w:t>
+      </w:r>
+      <w:proofErr w:type="spellStart"/>
+      <w:r>
+        <w:t>коннекшн</w:t>
+      </w:r>
+      <w:proofErr w:type="spellEnd"/>
+      <w:r>
+        <w:t xml:space="preserve"> `</w:t>
+      </w:r>
+      <w:proofErr w:type="spellStart"/>
+      <w:r>
+        <w:t>createServerConnection</w:t>
+      </w:r>
+      <w:proofErr w:type="spellEnd"/>
+      <w:r>
+        <w:t xml:space="preserve">()`, який надійно прокидає </w:t>
+      </w:r>
+      <w:proofErr w:type="spellStart"/>
+      <w:r>
+        <w:t>куки</w:t>
+      </w:r>
+      <w:proofErr w:type="spellEnd"/>
+      <w:r>
+        <w:t xml:space="preserve"> авторизації.</w:t>
+      </w:r>
+    </w:p>
+    <w:p/>
+    <w:p>
+      <w:r>
+        <w:t>## 3. Хмарний стек та Інфраструктура конвеєра:</w:t>
+      </w:r>
+    </w:p>
+    <w:p>
+      <w:r>
+        <w:t>* База даних (</w:t>
+      </w:r>
+      <w:proofErr w:type="spellStart"/>
+      <w:r>
+        <w:t>Supabase</w:t>
+      </w:r>
+      <w:proofErr w:type="spellEnd"/>
+      <w:r>
+        <w:t xml:space="preserve"> </w:t>
+      </w:r>
+      <w:proofErr w:type="spellStart"/>
+      <w:r>
+        <w:t>PostgreSQL</w:t>
+      </w:r>
+      <w:proofErr w:type="spellEnd"/>
+      <w:r>
+        <w:t>): Зберігає лише сухі реляційні метадані. Важкі оригінальні та адаптовані тексти в базі НЕ зберігаються для забезпечення максимальної швидкодії.</w:t>
+      </w:r>
+    </w:p>
+    <w:p>
+      <w:r>
+        <w:t>* Хмарне сховище (</w:t>
+      </w:r>
+      <w:proofErr w:type="spellStart"/>
+      <w:r>
+        <w:t>Cloudflare</w:t>
+      </w:r>
+      <w:proofErr w:type="spellEnd"/>
+      <w:r>
+        <w:t xml:space="preserve"> R2): Головне </w:t>
+      </w:r>
+      <w:proofErr w:type="spellStart"/>
+      <w:r>
+        <w:t>продакшн</w:t>
+      </w:r>
+      <w:proofErr w:type="spellEnd"/>
+      <w:r>
+        <w:t xml:space="preserve">-сховище для контенту підручників та </w:t>
+      </w:r>
+      <w:proofErr w:type="spellStart"/>
+      <w:r>
+        <w:t>адаптацій</w:t>
+      </w:r>
+      <w:proofErr w:type="spellEnd"/>
+      <w:r>
+        <w:t xml:space="preserve"> (\$0 за вихідний трафік).</w:t>
+      </w:r>
+    </w:p>
+    <w:p>
+      <w:r>
+        <w:t>* Групування вкладеності: Складні структури підручників (Розділи -&gt; Підрозділи -&gt; Теми -&gt; Параграфи) вирішуються ієрархічним індексуванням у полі `</w:t>
+      </w:r>
+      <w:proofErr w:type="spellStart"/>
+      <w:r>
+        <w:t>paragraph_number</w:t>
+      </w:r>
+      <w:proofErr w:type="spellEnd"/>
+      <w:r>
+        <w:t xml:space="preserve">` виду `1.2.3`. </w:t>
+      </w:r>
+      <w:proofErr w:type="spellStart"/>
+      <w:r>
+        <w:t>Фронтенд</w:t>
+      </w:r>
+      <w:proofErr w:type="spellEnd"/>
+      <w:r>
+        <w:t xml:space="preserve"> групує лінійний масив у дерево за 2мс.</w:t>
+      </w:r>
+    </w:p>
+    <w:p/>
+    <w:p>
+      <w:r>
+        <w:t xml:space="preserve">## 4. Куленепробивний ланцюг </w:t>
+      </w:r>
+      <w:proofErr w:type="spellStart"/>
+      <w:r>
+        <w:t>дедуплікації</w:t>
+      </w:r>
+      <w:proofErr w:type="spellEnd"/>
+      <w:r>
+        <w:t xml:space="preserve"> та Глобальний ШІ-Архів:</w:t>
+      </w:r>
+    </w:p>
+    <w:p>
+      <w:r>
+        <w:t xml:space="preserve">1. Хешування файлів (SHA-256): При додаванні нової книги </w:t>
+      </w:r>
+      <w:proofErr w:type="spellStart"/>
+      <w:r>
+        <w:t>фронтенд</w:t>
+      </w:r>
+      <w:proofErr w:type="spellEnd"/>
+      <w:r>
+        <w:t xml:space="preserve"> обчислює її цифровий відбиток у пам'яті браузера. Запит до </w:t>
+      </w:r>
+      <w:proofErr w:type="spellStart"/>
+      <w:r>
+        <w:t>Supabase</w:t>
+      </w:r>
+      <w:proofErr w:type="spellEnd"/>
+      <w:r>
+        <w:t xml:space="preserve"> перевіряє унікальність стовпчика `</w:t>
+      </w:r>
+      <w:proofErr w:type="spellStart"/>
+      <w:r>
+        <w:t>books.file_hash</w:t>
+      </w:r>
+      <w:proofErr w:type="spellEnd"/>
+      <w:r>
+        <w:t xml:space="preserve">`. Якщо книгу вже було </w:t>
+      </w:r>
+      <w:proofErr w:type="spellStart"/>
+      <w:r>
+        <w:t>розпарсено</w:t>
+      </w:r>
+      <w:proofErr w:type="spellEnd"/>
+      <w:r>
+        <w:t xml:space="preserve"> раніше іншими колегами, завантаження скасовується, а користувач миттєво підключається до наявного змісту.</w:t>
+      </w:r>
+    </w:p>
+    <w:p>
+      <w:r>
+        <w:t>2. Глобальний ШІ-Архів: Адаптовані матеріали знеособлюються ШІ (без імен дітей) і зберігаються в загальносистемну структуру R2:</w:t>
+      </w:r>
+    </w:p>
+    <w:p>
+      <w:r>
+        <w:lastRenderedPageBreak/>
+        <w:t xml:space="preserve">   `/generated-materials/[program_slug]/[target_school_class]/[subject_id]/[author]_[year]/paragraph_[N]/level_[L]_[diagnosis_code].txt`</w:t>
+      </w:r>
+    </w:p>
+    <w:p>
+      <w:r>
+        <w:t xml:space="preserve">3. Розумна безкоштовна перевірка: Перед викликом </w:t>
+      </w:r>
+      <w:proofErr w:type="spellStart"/>
+      <w:r>
+        <w:t>OpenAI</w:t>
+      </w:r>
+      <w:proofErr w:type="spellEnd"/>
+      <w:r>
+        <w:t xml:space="preserve"> API система робить безкоштовний швидкий запит до `</w:t>
+      </w:r>
+      <w:proofErr w:type="spellStart"/>
+      <w:r>
+        <w:t>generated_materials</w:t>
+      </w:r>
+      <w:proofErr w:type="spellEnd"/>
+      <w:r>
+        <w:t>`. Якщо такий параграф під такий діагноз і рівень підтримки вже адаптував будь-хто в Україні, ми миттєво безкоштовно віддаємо файл із R2 за 0.1 секунди, заощаджуючи гроші на токенах ШІ.</w:t>
+      </w:r>
+    </w:p>
+    <w:p/>
+    <w:p>
+      <w:r>
+        <w:t xml:space="preserve">## 5. Фінансова модель та Тарифікація (Поштучна </w:t>
+      </w:r>
+      <w:proofErr w:type="spellStart"/>
+      <w:r>
+        <w:t>маржинальність</w:t>
+      </w:r>
+      <w:proofErr w:type="spellEnd"/>
+      <w:r>
+        <w:t>):</w:t>
+      </w:r>
+    </w:p>
+    <w:p>
+      <w:r>
+        <w:t>* Модель оплати: Поштучна оплата за взаємодію з системою (середній чек — 10 грн).</w:t>
+      </w:r>
+    </w:p>
+    <w:p>
+      <w:r>
+        <w:t>* Унікальна генерація (Новий параграф): 15 грн для користувача (собівартість API `gpt-4o-mini` ~0.40 грн, чистий прибуток ~14.20 грн).</w:t>
+      </w:r>
+    </w:p>
+    <w:p>
+      <w:r>
+        <w:t>* Архівна генерація (Готовий урок з R2): 5 грн для користувача (собівартість для системи — 0 грн, чистий прибуток ~4.87 грн).</w:t>
+      </w:r>
+    </w:p>
+    <w:p>
+      <w:r>
+        <w:t xml:space="preserve">* Фінансова ціль: \$1,000 чистого прибутку (~41 500 грн/міс) досягається всього за 4370 </w:t>
+      </w:r>
+      <w:proofErr w:type="spellStart"/>
+      <w:r>
+        <w:t>кліків</w:t>
+      </w:r>
+      <w:proofErr w:type="spellEnd"/>
+      <w:r>
+        <w:t xml:space="preserve"> на місяць по всій Україні (це приблизно 200 активних користувачів, які роблять по 22 взаємодії на місяць).</w:t>
+      </w:r>
+    </w:p>
+    <w:p/>
+    <w:p>
+      <w:r>
+        <w:t>## 6. Поточний статус розробки MVP:</w:t>
+      </w:r>
+    </w:p>
+    <w:p>
+      <w:r>
+        <w:t xml:space="preserve">- [ ] НАСТУПНА ЗАДАЧА: Покроковий </w:t>
+      </w:r>
+      <w:proofErr w:type="spellStart"/>
+      <w:r>
+        <w:t>рефакторинг</w:t>
+      </w:r>
+      <w:proofErr w:type="spellEnd"/>
+      <w:r>
+        <w:t xml:space="preserve"> </w:t>
+      </w:r>
+      <w:proofErr w:type="spellStart"/>
+      <w:r>
+        <w:t>дашборду</w:t>
+      </w:r>
+      <w:proofErr w:type="spellEnd"/>
+      <w:r>
+        <w:t>.</w:t>
+      </w:r>
+    </w:p>
+    <w:p>
+      <w:r>
+        <w:t xml:space="preserve">  1) Серверний шар: Створити `</w:t>
+      </w:r>
+      <w:proofErr w:type="spellStart"/>
+      <w:r>
+        <w:t>utils</w:t>
+      </w:r>
+      <w:proofErr w:type="spellEnd"/>
+      <w:r>
+        <w:t>/r2-helpers.ts` та `</w:t>
+      </w:r>
+      <w:proofErr w:type="spellStart"/>
+      <w:r>
+        <w:t>utils</w:t>
       </w:r>
       <w:proofErr w:type="spellEnd"/>
       <w:r>
@@ -133,15 +554,136 @@
       </w:r>
       <w:proofErr w:type="spellStart"/>
       <w:r>
-        <w:t>ui</w:t>
-      </w:r>
-      <w:proofErr w:type="spellEnd"/>
+        <w:t>naming.ts</w:t>
+      </w:r>
+      <w:proofErr w:type="spellEnd"/>
+      <w:r>
+        <w:t xml:space="preserve">`, зробивши Server </w:t>
+      </w:r>
+      <w:proofErr w:type="spellStart"/>
+      <w:r>
+        <w:t>Actions</w:t>
+      </w:r>
+      <w:proofErr w:type="spellEnd"/>
+      <w:r>
+        <w:t xml:space="preserve"> у `</w:t>
+      </w:r>
+      <w:proofErr w:type="spellStart"/>
+      <w:r>
+        <w:t>actions.ts</w:t>
+      </w:r>
+      <w:proofErr w:type="spellEnd"/>
+      <w:r>
+        <w:t>` короткими контролерами.</w:t>
+      </w:r>
+    </w:p>
+    <w:p>
+      <w:r>
+        <w:t xml:space="preserve">  2) Клієнтський шар: Розбити моноліт `</w:t>
+      </w:r>
+      <w:proofErr w:type="spellStart"/>
+      <w:r>
+        <w:t>page.tsx</w:t>
+      </w:r>
+      <w:proofErr w:type="spellEnd"/>
+      <w:r>
+        <w:t>` на 4 ізольовані мікро-компоненти в папці `_</w:t>
+      </w:r>
+      <w:proofErr w:type="spellStart"/>
+      <w:r>
+        <w:t>components</w:t>
+      </w:r>
+      <w:proofErr w:type="spellEnd"/>
+      <w:r>
+        <w:t>` (`</w:t>
+      </w:r>
+      <w:proofErr w:type="spellStart"/>
+      <w:r>
+        <w:t>ChildSelector</w:t>
+      </w:r>
+      <w:proofErr w:type="spellEnd"/>
+      <w:r>
+        <w:t>`, `</w:t>
+      </w:r>
+      <w:proofErr w:type="spellStart"/>
+      <w:r>
+        <w:t>SubjectGrid</w:t>
+      </w:r>
+      <w:proofErr w:type="spellEnd"/>
+      <w:r>
+        <w:t>`, `</w:t>
+      </w:r>
+      <w:proofErr w:type="spellStart"/>
+      <w:r>
+        <w:t>BookGrid</w:t>
+      </w:r>
+      <w:proofErr w:type="spellEnd"/>
+      <w:r>
+        <w:t>`, `</w:t>
+      </w:r>
+      <w:proofErr w:type="spellStart"/>
+      <w:r>
+        <w:t>ParagraphAccordion</w:t>
+      </w:r>
+      <w:proofErr w:type="spellEnd"/>
+      <w:r>
+        <w:t>`).</w:t>
+      </w:r>
+    </w:p>
+    <w:p>
+      <w:r>
+        <w:t>- [</w:t>
+      </w:r>
+      <w:r>
+        <w:rPr>
+          <w:rFonts w:ascii="Segoe UI Symbol" w:hAnsi="Segoe UI Symbol" w:cs="Segoe UI Symbol"/>
+        </w:rPr>
+        <w:t>✓</w:t>
+      </w:r>
+      <w:r>
+        <w:t xml:space="preserve">] </w:t>
+      </w:r>
+      <w:r>
+        <w:rPr>
+          <w:rFonts w:ascii="Calibri" w:hAnsi="Calibri" w:cs="Calibri"/>
+        </w:rPr>
+        <w:t>Модуль</w:t>
+      </w:r>
+      <w:r>
+        <w:t xml:space="preserve"> </w:t>
+      </w:r>
+      <w:proofErr w:type="spellStart"/>
+      <w:r>
+        <w:rPr>
+          <w:rFonts w:ascii="Calibri" w:hAnsi="Calibri" w:cs="Calibri"/>
+        </w:rPr>
+        <w:t>Онбордингу</w:t>
+      </w:r>
+      <w:proofErr w:type="spellEnd"/>
+      <w:r>
+        <w:t xml:space="preserve"> </w:t>
+      </w:r>
+      <w:r>
+        <w:rPr>
+          <w:rFonts w:ascii="Calibri" w:hAnsi="Calibri" w:cs="Calibri"/>
+        </w:rPr>
+        <w:t>повністю</w:t>
+      </w:r>
+      <w:r>
+        <w:t xml:space="preserve"> </w:t>
+      </w:r>
+      <w:r>
+        <w:rPr>
+          <w:rFonts w:ascii="Calibri" w:hAnsi="Calibri" w:cs="Calibri"/>
+        </w:rPr>
+        <w:t>завершено</w:t>
+      </w:r>
       <w:r>
         <w:t xml:space="preserve"> (`</w:t>
       </w:r>
       <w:proofErr w:type="spellStart"/>
       <w:r>
-        <w:t>Form</w:t>
+        <w:t>RoleForm.tsx</w:t>
       </w:r>
       <w:proofErr w:type="spellEnd"/>
       <w:r>
@@ -149,7 +691,7 @@
       </w:r>
       <w:proofErr w:type="spellStart"/>
       <w:r>
-        <w:t>FormControl</w:t>
+        <w:t>ChildForm.tsx</w:t>
       </w:r>
       <w:proofErr w:type="spellEnd"/>
       <w:r>
@@ -157,124 +699,373 @@
       </w:r>
       <w:proofErr w:type="spellStart"/>
       <w:r>
-        <w:t>FormField</w:t>
-      </w:r>
-      <w:proofErr w:type="spellEnd"/>
-      <w:r>
-        <w:t>`, `</w:t>
-      </w:r>
-      <w:proofErr w:type="spellStart"/>
-      <w:r>
-        <w:t>FormMessage</w:t>
-      </w:r>
-      <w:proofErr w:type="spellEnd"/>
-      <w:r>
-        <w:t xml:space="preserve">`), побудовану на </w:t>
-      </w:r>
-      <w:proofErr w:type="spellStart"/>
-      <w:r>
-        <w:t>Radix</w:t>
-      </w:r>
-      <w:proofErr w:type="spellEnd"/>
-      <w:r>
-        <w:t xml:space="preserve"> UI. Усі інтерактивні елементи та </w:t>
-      </w:r>
-      <w:proofErr w:type="spellStart"/>
-      <w:r>
-        <w:t>випадаючі</w:t>
-      </w:r>
-      <w:proofErr w:type="spellEnd"/>
-      <w:r>
-        <w:t xml:space="preserve"> списки (`&lt;</w:t>
-      </w:r>
-      <w:proofErr w:type="spellStart"/>
-      <w:r>
-        <w:t>optgroup</w:t>
-      </w:r>
-      <w:proofErr w:type="spellEnd"/>
-      <w:r>
-        <w:t xml:space="preserve">&gt;`) мають бути технічно пов'язані через </w:t>
-      </w:r>
-      <w:proofErr w:type="spellStart"/>
-      <w:r>
-        <w:t>aria</w:t>
-      </w:r>
-      <w:proofErr w:type="spellEnd"/>
-      <w:r>
-        <w:t>-атрибути для коректної роботи екранних дикторів (</w:t>
-      </w:r>
-      <w:proofErr w:type="spellStart"/>
-      <w:r>
-        <w:t>озвучка</w:t>
-      </w:r>
-      <w:proofErr w:type="spellEnd"/>
-      <w:r>
-        <w:t xml:space="preserve"> для людей з порушеннями зору). Контрастний фокус клавіатури (`focus-visible:ring-4`) — залізне правило для всього </w:t>
-      </w:r>
-      <w:proofErr w:type="spellStart"/>
-      <w:r>
-        <w:t>проєкту</w:t>
-      </w:r>
-      <w:proofErr w:type="spellEnd"/>
+        <w:t>page.tsx</w:t>
+      </w:r>
+      <w:proofErr w:type="spellEnd"/>
+      <w:r>
+        <w:t>`).</w:t>
+      </w:r>
+    </w:p>
+    <w:p>
+      <w:r>
+        <w:t>- [</w:t>
+      </w:r>
+      <w:r>
+        <w:rPr>
+          <w:rFonts w:ascii="Segoe UI Symbol" w:hAnsi="Segoe UI Symbol" w:cs="Segoe UI Symbol"/>
+        </w:rPr>
+        <w:t>✓</w:t>
+      </w:r>
+      <w:r>
+        <w:t xml:space="preserve">] </w:t>
+      </w:r>
+      <w:r>
+        <w:rPr>
+          <w:rFonts w:ascii="Calibri" w:hAnsi="Calibri" w:cs="Calibri"/>
+        </w:rPr>
+        <w:t>База</w:t>
+      </w:r>
+      <w:r>
+        <w:t xml:space="preserve"> </w:t>
+      </w:r>
+      <w:r>
+        <w:rPr>
+          <w:rFonts w:ascii="Calibri" w:hAnsi="Calibri" w:cs="Calibri"/>
+        </w:rPr>
+        <w:t>даних</w:t>
+      </w:r>
+      <w:r>
+        <w:t xml:space="preserve"> </w:t>
+      </w:r>
+      <w:proofErr w:type="spellStart"/>
+      <w:r>
+        <w:t>Supabase</w:t>
+      </w:r>
+      <w:proofErr w:type="spellEnd"/>
+      <w:r>
+        <w:t xml:space="preserve"> </w:t>
+      </w:r>
+      <w:r>
+        <w:rPr>
+          <w:rFonts w:ascii="Calibri" w:hAnsi="Calibri" w:cs="Calibri"/>
+        </w:rPr>
+        <w:t>налаштована</w:t>
+      </w:r>
+      <w:r>
+        <w:t xml:space="preserve">, </w:t>
+      </w:r>
+      <w:r>
+        <w:rPr>
+          <w:rFonts w:ascii="Calibri" w:hAnsi="Calibri" w:cs="Calibri"/>
+        </w:rPr>
+        <w:t>до</w:t>
+      </w:r>
+      <w:r>
+        <w:t xml:space="preserve"> </w:t>
+      </w:r>
+      <w:r>
+        <w:rPr>
+          <w:rFonts w:ascii="Calibri" w:hAnsi="Calibri" w:cs="Calibri"/>
+        </w:rPr>
+        <w:t>таблиці</w:t>
+      </w:r>
+      <w:r>
+        <w:t xml:space="preserve"> `</w:t>
+      </w:r>
+      <w:proofErr w:type="spellStart"/>
+      <w:r>
+        <w:t>books</w:t>
+      </w:r>
+      <w:proofErr w:type="spellEnd"/>
+      <w:r>
+        <w:t xml:space="preserve">` </w:t>
+      </w:r>
+      <w:r>
+        <w:rPr>
+          <w:rFonts w:ascii="Calibri" w:hAnsi="Calibri" w:cs="Calibri"/>
+        </w:rPr>
+        <w:t>додано</w:t>
+      </w:r>
+      <w:r>
+        <w:t xml:space="preserve"> </w:t>
+      </w:r>
+      <w:r>
+        <w:rPr>
+          <w:rFonts w:ascii="Calibri" w:hAnsi="Calibri" w:cs="Calibri"/>
+        </w:rPr>
+        <w:t>унікальний</w:t>
+      </w:r>
+      <w:r>
+        <w:t xml:space="preserve"> </w:t>
+      </w:r>
+      <w:r>
+        <w:rPr>
+          <w:rFonts w:ascii="Calibri" w:hAnsi="Calibri" w:cs="Calibri"/>
+        </w:rPr>
+        <w:t>стовпчик</w:t>
+      </w:r>
+      <w:r>
+        <w:t xml:space="preserve"> `</w:t>
+      </w:r>
+      <w:proofErr w:type="spellStart"/>
+      <w:r>
+        <w:t>file_hash</w:t>
+      </w:r>
+      <w:proofErr w:type="spellEnd"/>
+      <w:r>
+        <w:t xml:space="preserve">`, </w:t>
+      </w:r>
+      <w:r>
+        <w:rPr>
+          <w:rFonts w:ascii="Calibri" w:hAnsi="Calibri" w:cs="Calibri"/>
+        </w:rPr>
+        <w:t>таблиця</w:t>
+      </w:r>
+      <w:r>
+        <w:t xml:space="preserve"> `</w:t>
+      </w:r>
+      <w:proofErr w:type="spellStart"/>
+      <w:r>
+        <w:t>book_contents</w:t>
+      </w:r>
+      <w:proofErr w:type="spellEnd"/>
+      <w:r>
+        <w:t xml:space="preserve">` </w:t>
+      </w:r>
+      <w:r>
+        <w:rPr>
+          <w:rFonts w:ascii="Calibri" w:hAnsi="Calibri" w:cs="Calibri"/>
+        </w:rPr>
+        <w:t>пов</w:t>
+      </w:r>
+      <w:r>
+        <w:t>'</w:t>
+      </w:r>
+      <w:r>
+        <w:rPr>
+          <w:rFonts w:ascii="Calibri" w:hAnsi="Calibri" w:cs="Calibri"/>
+        </w:rPr>
+        <w:t>язан</w:t>
+      </w:r>
+      <w:r>
+        <w:t>а з R2 через поле `</w:t>
+      </w:r>
+      <w:proofErr w:type="spellStart"/>
+      <w:r>
+        <w:t>raw_text</w:t>
+      </w:r>
+      <w:proofErr w:type="spellEnd"/>
+      <w:r>
+        <w:t>`.</w:t>
+      </w:r>
+    </w:p>
+    <w:p>
+      <w:r>
+        <w:t>- [</w:t>
+      </w:r>
+      <w:r>
+        <w:rPr>
+          <w:rFonts w:ascii="Segoe UI Symbol" w:hAnsi="Segoe UI Symbol" w:cs="Segoe UI Symbol"/>
+        </w:rPr>
+        <w:t>✓</w:t>
+      </w:r>
+      <w:r>
+        <w:t xml:space="preserve">] </w:t>
+      </w:r>
+      <w:proofErr w:type="spellStart"/>
+      <w:r>
+        <w:rPr>
+          <w:rFonts w:ascii="Calibri" w:hAnsi="Calibri" w:cs="Calibri"/>
+        </w:rPr>
+        <w:t>Бекенд</w:t>
+      </w:r>
+      <w:proofErr w:type="spellEnd"/>
+      <w:r>
+        <w:t>-</w:t>
+      </w:r>
+      <w:r>
+        <w:rPr>
+          <w:rFonts w:ascii="Calibri" w:hAnsi="Calibri" w:cs="Calibri"/>
+        </w:rPr>
+        <w:t>шар</w:t>
+      </w:r>
+      <w:r>
+        <w:t xml:space="preserve"> </w:t>
+      </w:r>
+      <w:r>
+        <w:rPr>
+          <w:rFonts w:ascii="Calibri" w:hAnsi="Calibri" w:cs="Calibri"/>
+        </w:rPr>
+        <w:t>повністю</w:t>
+      </w:r>
+      <w:r>
+        <w:t xml:space="preserve"> </w:t>
+      </w:r>
+      <w:r>
+        <w:rPr>
+          <w:rFonts w:ascii="Calibri" w:hAnsi="Calibri" w:cs="Calibri"/>
+        </w:rPr>
+        <w:t>укомплектовано</w:t>
+      </w:r>
+      <w:r>
+        <w:t xml:space="preserve">: </w:t>
+      </w:r>
+      <w:r>
+        <w:rPr>
+          <w:rFonts w:ascii="Calibri" w:hAnsi="Calibri" w:cs="Calibri"/>
+        </w:rPr>
+        <w:t>налаштовано</w:t>
+      </w:r>
+      <w:r>
+        <w:t xml:space="preserve"> `</w:t>
+      </w:r>
+      <w:proofErr w:type="spellStart"/>
+      <w:r>
+        <w:t>lib</w:t>
+      </w:r>
+      <w:proofErr w:type="spellEnd"/>
+      <w:r>
+        <w:t xml:space="preserve">/r2.ts` (S3Client), </w:t>
+      </w:r>
+      <w:r>
+        <w:rPr>
+          <w:rFonts w:ascii="Calibri" w:hAnsi="Calibri" w:cs="Calibri"/>
+        </w:rPr>
+        <w:t>а</w:t>
+      </w:r>
+      <w:r>
+        <w:t xml:space="preserve"> </w:t>
+      </w:r>
+      <w:r>
+        <w:rPr>
+          <w:rFonts w:ascii="Calibri" w:hAnsi="Calibri" w:cs="Calibri"/>
+        </w:rPr>
+        <w:t>в</w:t>
+      </w:r>
+      <w:r>
+        <w:t xml:space="preserve"> `</w:t>
+      </w:r>
+      <w:proofErr w:type="spellStart"/>
+      <w:r>
+        <w:t>app</w:t>
+      </w:r>
+      <w:proofErr w:type="spellEnd"/>
+      <w:r>
+        <w:t>/</w:t>
+      </w:r>
+      <w:proofErr w:type="spellStart"/>
+      <w:r>
+        <w:t>dashboard</w:t>
+      </w:r>
+      <w:proofErr w:type="spellEnd"/>
+      <w:r>
+        <w:t>/</w:t>
+      </w:r>
+      <w:proofErr w:type="spellStart"/>
+      <w:r>
+        <w:t>actions.ts</w:t>
+      </w:r>
+      <w:proofErr w:type="spellEnd"/>
+      <w:r>
+        <w:t xml:space="preserve">` </w:t>
+      </w:r>
+      <w:r>
+        <w:rPr>
+          <w:rFonts w:ascii="Calibri" w:hAnsi="Calibri" w:cs="Calibri"/>
+        </w:rPr>
+        <w:t>прописано</w:t>
+      </w:r>
+      <w:r>
+        <w:t xml:space="preserve"> </w:t>
+      </w:r>
+      <w:r>
+        <w:rPr>
+          <w:rFonts w:ascii="Calibri" w:hAnsi="Calibri" w:cs="Calibri"/>
+        </w:rPr>
+        <w:t>всі</w:t>
+      </w:r>
+      <w:r>
+        <w:t xml:space="preserve"> 4 </w:t>
+      </w:r>
+      <w:r>
+        <w:rPr>
+          <w:rFonts w:ascii="Calibri" w:hAnsi="Calibri" w:cs="Calibri"/>
+        </w:rPr>
+        <w:t>операції</w:t>
+      </w:r>
+      <w:r>
+        <w:t xml:space="preserve"> </w:t>
+      </w:r>
+      <w:r>
+        <w:rPr>
+          <w:rFonts w:ascii="Calibri" w:hAnsi="Calibri" w:cs="Calibri"/>
+        </w:rPr>
+        <w:t>читання</w:t>
+      </w:r>
+      <w:r>
+        <w:t>/</w:t>
+      </w:r>
+      <w:r>
+        <w:rPr>
+          <w:rFonts w:ascii="Calibri" w:hAnsi="Calibri" w:cs="Calibri"/>
+        </w:rPr>
+        <w:t>запису</w:t>
+      </w:r>
+      <w:r>
+        <w:t xml:space="preserve"> </w:t>
+      </w:r>
+      <w:r>
+        <w:rPr>
+          <w:rFonts w:ascii="Calibri" w:hAnsi="Calibri" w:cs="Calibri"/>
+        </w:rPr>
+        <w:t>для</w:t>
+      </w:r>
+      <w:r>
+        <w:t xml:space="preserve"> R2 </w:t>
+      </w:r>
+      <w:r>
+        <w:rPr>
+          <w:rFonts w:ascii="Calibri" w:hAnsi="Calibri" w:cs="Calibri"/>
+        </w:rPr>
+        <w:t>та</w:t>
+      </w:r>
+      <w:r>
+        <w:t xml:space="preserve"> </w:t>
+      </w:r>
+      <w:r>
+        <w:rPr>
+          <w:rFonts w:ascii="Calibri" w:hAnsi="Calibri" w:cs="Calibri"/>
+        </w:rPr>
+        <w:t>бази</w:t>
+      </w:r>
+      <w:r>
+        <w:t xml:space="preserve"> </w:t>
+      </w:r>
+      <w:r>
+        <w:rPr>
+          <w:rFonts w:ascii="Calibri" w:hAnsi="Calibri" w:cs="Calibri"/>
+        </w:rPr>
+        <w:t>даних</w:t>
+      </w:r>
       <w:r>
         <w:t>.</w:t>
       </w:r>
     </w:p>
     <w:p>
       <w:r>
-        <w:t>4. Розділення коду (</w:t>
-      </w:r>
-      <w:proofErr w:type="spellStart"/>
-      <w:r>
-        <w:t>Separation</w:t>
-      </w:r>
-      <w:proofErr w:type="spellEnd"/>
-      <w:r>
-        <w:t xml:space="preserve"> </w:t>
-      </w:r>
-      <w:proofErr w:type="spellStart"/>
-      <w:r>
-        <w:t>of</w:t>
-      </w:r>
-      <w:proofErr w:type="spellEnd"/>
-      <w:r>
-        <w:t xml:space="preserve"> </w:t>
-      </w:r>
-      <w:proofErr w:type="spellStart"/>
-      <w:r>
-        <w:t>Concerns</w:t>
-      </w:r>
-      <w:proofErr w:type="spellEnd"/>
-      <w:r>
-        <w:t xml:space="preserve">): </w:t>
-      </w:r>
-      <w:proofErr w:type="spellStart"/>
-      <w:r>
-        <w:t>Фронтенд</w:t>
-      </w:r>
-      <w:proofErr w:type="spellEnd"/>
-      <w:r>
-        <w:t xml:space="preserve">-сторінки є чистими клієнтськими компонентами. Уся бізнес-логіка, запити до </w:t>
-      </w:r>
-      <w:proofErr w:type="spellStart"/>
-      <w:r>
-        <w:t>Supabase</w:t>
-      </w:r>
-      <w:proofErr w:type="spellEnd"/>
-      <w:r>
-        <w:t xml:space="preserve">, транзакції та фінансовий </w:t>
-      </w:r>
-      <w:proofErr w:type="spellStart"/>
-      <w:r>
-        <w:t>лог</w:t>
-      </w:r>
-      <w:proofErr w:type="spellEnd"/>
-      <w:r>
-        <w:t xml:space="preserve"> пишуться СТРОГО через Next.js Server </w:t>
-      </w:r>
-      <w:proofErr w:type="spellStart"/>
-      <w:r>
-        <w:t>Actions</w:t>
+        <w:t xml:space="preserve">- [ ] НАСТУПНА ЗАДАЧА: Завершити </w:t>
+      </w:r>
+      <w:proofErr w:type="spellStart"/>
+      <w:r>
+        <w:t>фронтенд</w:t>
+      </w:r>
+      <w:proofErr w:type="spellEnd"/>
+      <w:r>
+        <w:t xml:space="preserve"> </w:t>
+      </w:r>
+      <w:proofErr w:type="spellStart"/>
+      <w:r>
+        <w:t>Дашборду</w:t>
       </w:r>
       <w:proofErr w:type="spellEnd"/>
       <w:r>
@@ -282,596 +1073,133 @@
       </w:r>
       <w:proofErr w:type="spellStart"/>
       <w:r>
-        <w:t>actions.ts</w:t>
-      </w:r>
-      <w:proofErr w:type="spellEnd"/>
-      <w:r>
-        <w:t xml:space="preserve">`). Жодних прямих </w:t>
-      </w:r>
-      <w:proofErr w:type="spellStart"/>
-      <w:r>
-        <w:t>фетчів</w:t>
-      </w:r>
-      <w:proofErr w:type="spellEnd"/>
-      <w:r>
-        <w:t xml:space="preserve"> у UI. Код розділяється на невеликі мікро-файли, щоб уникати громіздких конструкцій.</w:t>
-      </w:r>
-    </w:p>
-    <w:p>
-      <w:r>
-        <w:t>5. Динамічність (</w:t>
-      </w:r>
-      <w:proofErr w:type="spellStart"/>
-      <w:r>
-        <w:t>No</w:t>
-      </w:r>
-      <w:proofErr w:type="spellEnd"/>
-      <w:r>
-        <w:t xml:space="preserve"> </w:t>
-      </w:r>
-      <w:proofErr w:type="spellStart"/>
-      <w:r>
-        <w:t>Hardcode</w:t>
-      </w:r>
-      <w:proofErr w:type="spellEnd"/>
-      <w:r>
-        <w:t xml:space="preserve">): Код </w:t>
-      </w:r>
-      <w:proofErr w:type="spellStart"/>
-      <w:r>
-        <w:t>фронтенду</w:t>
-      </w:r>
-      <w:proofErr w:type="spellEnd"/>
-      <w:r>
-        <w:t xml:space="preserve"> НЕ повинен містити вшитих констант (назв діагнозів, груп чи предметів). Все завантажується </w:t>
-      </w:r>
-      <w:proofErr w:type="spellStart"/>
-      <w:r>
-        <w:t>динамічно</w:t>
-      </w:r>
-      <w:proofErr w:type="spellEnd"/>
-      <w:r>
-        <w:t xml:space="preserve"> через </w:t>
-      </w:r>
-      <w:proofErr w:type="spellStart"/>
-      <w:r>
-        <w:t>Join</w:t>
-      </w:r>
-      <w:proofErr w:type="spellEnd"/>
-      <w:r>
-        <w:t xml:space="preserve">-запити з бази даних </w:t>
-      </w:r>
-      <w:proofErr w:type="spellStart"/>
-      <w:r>
-        <w:t>Supabase</w:t>
-      </w:r>
-      <w:proofErr w:type="spellEnd"/>
-      <w:r>
-        <w:t xml:space="preserve"> за допомогою </w:t>
-      </w:r>
-      <w:proofErr w:type="spellStart"/>
-      <w:r>
-        <w:t>Foreign</w:t>
-      </w:r>
-      <w:proofErr w:type="spellEnd"/>
-      <w:r>
-        <w:t xml:space="preserve"> </w:t>
-      </w:r>
-      <w:proofErr w:type="spellStart"/>
-      <w:r>
-        <w:t>Keys</w:t>
-      </w:r>
-      <w:proofErr w:type="spellEnd"/>
+        <w:t>app</w:t>
+      </w:r>
+      <w:proofErr w:type="spellEnd"/>
+      <w:r>
+        <w:t>/</w:t>
+      </w:r>
+      <w:proofErr w:type="spellStart"/>
+      <w:r>
+        <w:t>dashboard</w:t>
+      </w:r>
+      <w:proofErr w:type="spellEnd"/>
+      <w:r>
+        <w:t>/</w:t>
+      </w:r>
+      <w:proofErr w:type="spellStart"/>
+      <w:r>
+        <w:t>page.tsx</w:t>
+      </w:r>
+      <w:proofErr w:type="spellEnd"/>
+      <w:r>
+        <w:t>`, Частина 2 - розмітка `</w:t>
+      </w:r>
+      <w:proofErr w:type="spellStart"/>
+      <w:r>
+        <w:t>return</w:t>
+      </w:r>
+      <w:proofErr w:type="spellEnd"/>
+      <w:r>
+        <w:t xml:space="preserve">`) </w:t>
+      </w:r>
+      <w:r>
+        <w:rPr>
+          <w:rFonts w:ascii="Segoe UI Symbol" w:hAnsi="Segoe UI Symbol" w:cs="Segoe UI Symbol"/>
+        </w:rPr>
+        <w:t>➔</w:t>
+      </w:r>
+      <w:r>
+        <w:t xml:space="preserve"> </w:t>
+      </w:r>
+      <w:r>
+        <w:rPr>
+          <w:rFonts w:ascii="Calibri" w:hAnsi="Calibri" w:cs="Calibri"/>
+        </w:rPr>
+        <w:t>реалізувати</w:t>
+      </w:r>
+      <w:r>
+        <w:t xml:space="preserve"> </w:t>
+      </w:r>
+      <w:r>
+        <w:rPr>
+          <w:rFonts w:ascii="Calibri" w:hAnsi="Calibri" w:cs="Calibri"/>
+        </w:rPr>
+        <w:t>клієнтську</w:t>
+      </w:r>
+      <w:r>
+        <w:t xml:space="preserve"> </w:t>
+      </w:r>
+      <w:proofErr w:type="spellStart"/>
+      <w:r>
+        <w:t>Drop</w:t>
+      </w:r>
+      <w:proofErr w:type="spellEnd"/>
+      <w:r>
+        <w:t>-</w:t>
+      </w:r>
+      <w:r>
+        <w:rPr>
+          <w:rFonts w:ascii="Calibri" w:hAnsi="Calibri" w:cs="Calibri"/>
+        </w:rPr>
+        <w:t>зону</w:t>
+      </w:r>
+      <w:r>
+        <w:t xml:space="preserve"> </w:t>
+      </w:r>
+      <w:r>
+        <w:rPr>
+          <w:rFonts w:ascii="Calibri" w:hAnsi="Calibri" w:cs="Calibri"/>
+        </w:rPr>
+        <w:t>завантаження</w:t>
+      </w:r>
+      <w:r>
+        <w:t xml:space="preserve"> </w:t>
+      </w:r>
+      <w:r>
+        <w:rPr>
+          <w:rFonts w:ascii="Calibri" w:hAnsi="Calibri" w:cs="Calibri"/>
+        </w:rPr>
+        <w:t>книг</w:t>
+      </w:r>
+      <w:r>
+        <w:t xml:space="preserve"> </w:t>
+      </w:r>
+      <w:r>
+        <w:rPr>
+          <w:rFonts w:ascii="Calibri" w:hAnsi="Calibri" w:cs="Calibri"/>
+        </w:rPr>
+        <w:t>з</w:t>
+      </w:r>
+      <w:r>
+        <w:t xml:space="preserve"> </w:t>
+      </w:r>
+      <w:r>
+        <w:rPr>
+          <w:rFonts w:ascii="Calibri" w:hAnsi="Calibri" w:cs="Calibri"/>
+        </w:rPr>
+        <w:t>підрахунком</w:t>
+      </w:r>
+      <w:r>
+        <w:t xml:space="preserve"> SHA-256 </w:t>
+      </w:r>
+      <w:r>
+        <w:rPr>
+          <w:rFonts w:ascii="Calibri" w:hAnsi="Calibri" w:cs="Calibri"/>
+        </w:rPr>
+        <w:t>в</w:t>
+      </w:r>
+      <w:r>
+        <w:t xml:space="preserve"> </w:t>
+      </w:r>
+      <w:r>
+        <w:rPr>
+          <w:rFonts w:ascii="Calibri" w:hAnsi="Calibri" w:cs="Calibri"/>
+        </w:rPr>
+        <w:t>браузері</w:t>
+      </w:r>
       <w:r>
         <w:t>.</w:t>
-      </w:r>
-    </w:p>
-    <w:p>
-      <w:r>
-        <w:t xml:space="preserve">6. Типізація та </w:t>
-      </w:r>
-      <w:proofErr w:type="spellStart"/>
-      <w:r>
-        <w:t>Валідація</w:t>
-      </w:r>
-      <w:proofErr w:type="spellEnd"/>
-      <w:r>
-        <w:t xml:space="preserve">: Сувора типізація </w:t>
-      </w:r>
-      <w:proofErr w:type="spellStart"/>
-      <w:r>
-        <w:t>TypeScript</w:t>
-      </w:r>
-      <w:proofErr w:type="spellEnd"/>
-      <w:r>
-        <w:t xml:space="preserve"> та </w:t>
-      </w:r>
-      <w:proofErr w:type="spellStart"/>
-      <w:r>
-        <w:t>валідація</w:t>
-      </w:r>
-      <w:proofErr w:type="spellEnd"/>
-      <w:r>
-        <w:t xml:space="preserve"> даних на клієнті й сервері через стабільні схеми </w:t>
-      </w:r>
-      <w:proofErr w:type="spellStart"/>
-      <w:r>
-        <w:t>Zod</w:t>
-      </w:r>
-      <w:proofErr w:type="spellEnd"/>
-      <w:r>
-        <w:t>.</w:t>
-      </w:r>
-    </w:p>
-    <w:p/>
-    <w:p>
-      <w:r>
-        <w:t>## 3. Поточний статус розробки MVP:</w:t>
-      </w:r>
-    </w:p>
-    <w:p>
-      <w:r>
-        <w:t>- [</w:t>
-      </w:r>
-      <w:r>
-        <w:rPr>
-          <w:rFonts w:ascii="Segoe UI Symbol" w:hAnsi="Segoe UI Symbol" w:cs="Segoe UI Symbol"/>
-        </w:rPr>
-        <w:t>✓</w:t>
-      </w:r>
-      <w:r>
-        <w:t xml:space="preserve">] </w:t>
-      </w:r>
-      <w:r>
-        <w:rPr>
-          <w:rFonts w:ascii="Calibri" w:hAnsi="Calibri" w:cs="Calibri"/>
-        </w:rPr>
-        <w:t>Модуль</w:t>
-      </w:r>
-      <w:r>
-        <w:t xml:space="preserve"> </w:t>
-      </w:r>
-      <w:proofErr w:type="spellStart"/>
-      <w:r>
-        <w:rPr>
-          <w:rFonts w:ascii="Calibri" w:hAnsi="Calibri" w:cs="Calibri"/>
-        </w:rPr>
-        <w:t>Онбордингу</w:t>
-      </w:r>
-      <w:proofErr w:type="spellEnd"/>
-      <w:r>
-        <w:t xml:space="preserve"> </w:t>
-      </w:r>
-      <w:r>
-        <w:rPr>
-          <w:rFonts w:ascii="Calibri" w:hAnsi="Calibri" w:cs="Calibri"/>
-        </w:rPr>
-        <w:t>повністю</w:t>
-      </w:r>
-      <w:r>
-        <w:t xml:space="preserve"> </w:t>
-      </w:r>
-      <w:r>
-        <w:rPr>
-          <w:rFonts w:ascii="Calibri" w:hAnsi="Calibri" w:cs="Calibri"/>
-        </w:rPr>
-        <w:t>завершено</w:t>
-      </w:r>
-      <w:r>
-        <w:t xml:space="preserve"> (</w:t>
-      </w:r>
-      <w:r>
-        <w:rPr>
-          <w:rFonts w:ascii="Calibri" w:hAnsi="Calibri" w:cs="Calibri"/>
-        </w:rPr>
-        <w:t>Форма</w:t>
-      </w:r>
-      <w:r>
-        <w:t xml:space="preserve"> </w:t>
-      </w:r>
-      <w:r>
-        <w:rPr>
-          <w:rFonts w:ascii="Calibri" w:hAnsi="Calibri" w:cs="Calibri"/>
-        </w:rPr>
-        <w:t>вибору</w:t>
-      </w:r>
-      <w:r>
-        <w:t xml:space="preserve"> </w:t>
-      </w:r>
-      <w:r>
-        <w:rPr>
-          <w:rFonts w:ascii="Calibri" w:hAnsi="Calibri" w:cs="Calibri"/>
-        </w:rPr>
-        <w:t>ролей</w:t>
-      </w:r>
-      <w:r>
-        <w:t xml:space="preserve"> `</w:t>
-      </w:r>
-      <w:proofErr w:type="spellStart"/>
-      <w:r>
-        <w:t>RoleForm.tsx</w:t>
-      </w:r>
-      <w:proofErr w:type="spellEnd"/>
-      <w:r>
-        <w:t xml:space="preserve">`, </w:t>
-      </w:r>
-      <w:r>
-        <w:rPr>
-          <w:rFonts w:ascii="Calibri" w:hAnsi="Calibri" w:cs="Calibri"/>
-        </w:rPr>
-        <w:t>Картка</w:t>
-      </w:r>
-      <w:r>
-        <w:t xml:space="preserve"> </w:t>
-      </w:r>
-      <w:r>
-        <w:rPr>
-          <w:rFonts w:ascii="Calibri" w:hAnsi="Calibri" w:cs="Calibri"/>
-        </w:rPr>
-        <w:t>дитини</w:t>
-      </w:r>
-      <w:r>
-        <w:t xml:space="preserve"> `</w:t>
-      </w:r>
-      <w:proofErr w:type="spellStart"/>
-      <w:r>
-        <w:t>ChildForm.tsx</w:t>
-      </w:r>
-      <w:proofErr w:type="spellEnd"/>
-      <w:r>
-        <w:t xml:space="preserve">` </w:t>
-      </w:r>
-      <w:r>
-        <w:rPr>
-          <w:rFonts w:ascii="Calibri" w:hAnsi="Calibri" w:cs="Calibri"/>
-        </w:rPr>
-        <w:t>з</w:t>
-      </w:r>
-      <w:r>
-        <w:t xml:space="preserve"> </w:t>
-      </w:r>
-      <w:proofErr w:type="spellStart"/>
-      <w:r>
-        <w:rPr>
-          <w:rFonts w:ascii="Calibri" w:hAnsi="Calibri" w:cs="Calibri"/>
-        </w:rPr>
-        <w:t>випадаючим</w:t>
-      </w:r>
-      <w:proofErr w:type="spellEnd"/>
-      <w:r>
-        <w:t xml:space="preserve"> </w:t>
-      </w:r>
-      <w:r>
-        <w:rPr>
-          <w:rFonts w:ascii="Calibri" w:hAnsi="Calibri" w:cs="Calibri"/>
-        </w:rPr>
-        <w:t>списком</w:t>
-      </w:r>
-      <w:r>
-        <w:t xml:space="preserve"> </w:t>
-      </w:r>
-      <w:proofErr w:type="spellStart"/>
-      <w:r>
-        <w:rPr>
-          <w:rFonts w:ascii="Calibri" w:hAnsi="Calibri" w:cs="Calibri"/>
-        </w:rPr>
-        <w:t>динамічно</w:t>
-      </w:r>
-      <w:proofErr w:type="spellEnd"/>
-      <w:r>
-        <w:t xml:space="preserve"> </w:t>
-      </w:r>
-      <w:r>
-        <w:rPr>
-          <w:rFonts w:ascii="Calibri" w:hAnsi="Calibri" w:cs="Calibri"/>
-        </w:rPr>
-        <w:t>групованих</w:t>
-      </w:r>
-      <w:r>
-        <w:t xml:space="preserve"> категорій з бази, сторінка-диригент `</w:t>
-      </w:r>
-      <w:proofErr w:type="spellStart"/>
-      <w:r>
-        <w:t>page.tsx</w:t>
-      </w:r>
-      <w:proofErr w:type="spellEnd"/>
-      <w:r>
-        <w:t>` та серверний `</w:t>
-      </w:r>
-      <w:proofErr w:type="spellStart"/>
-      <w:r>
-        <w:t>actions.ts</w:t>
-      </w:r>
-      <w:proofErr w:type="spellEnd"/>
-      <w:r>
-        <w:t>`).</w:t>
-      </w:r>
-    </w:p>
-    <w:p>
-      <w:r>
-        <w:t>- [</w:t>
-      </w:r>
-      <w:r>
-        <w:rPr>
-          <w:rFonts w:ascii="Segoe UI Symbol" w:hAnsi="Segoe UI Symbol" w:cs="Segoe UI Symbol"/>
-        </w:rPr>
-        <w:t>✓</w:t>
-      </w:r>
-      <w:r>
-        <w:t xml:space="preserve">] </w:t>
-      </w:r>
-      <w:r>
-        <w:rPr>
-          <w:rFonts w:ascii="Calibri" w:hAnsi="Calibri" w:cs="Calibri"/>
-        </w:rPr>
-        <w:t>База</w:t>
-      </w:r>
-      <w:r>
-        <w:t xml:space="preserve"> </w:t>
-      </w:r>
-      <w:r>
-        <w:rPr>
-          <w:rFonts w:ascii="Calibri" w:hAnsi="Calibri" w:cs="Calibri"/>
-        </w:rPr>
-        <w:t>даних</w:t>
-      </w:r>
-      <w:r>
-        <w:t xml:space="preserve"> </w:t>
-      </w:r>
-      <w:proofErr w:type="spellStart"/>
-      <w:r>
-        <w:t>Supabase</w:t>
-      </w:r>
-      <w:proofErr w:type="spellEnd"/>
-      <w:r>
-        <w:t xml:space="preserve"> </w:t>
-      </w:r>
-      <w:r>
-        <w:rPr>
-          <w:rFonts w:ascii="Calibri" w:hAnsi="Calibri" w:cs="Calibri"/>
-        </w:rPr>
-        <w:t>наповнена</w:t>
-      </w:r>
-      <w:r>
-        <w:t xml:space="preserve">, </w:t>
-      </w:r>
-      <w:r>
-        <w:rPr>
-          <w:rFonts w:ascii="Calibri" w:hAnsi="Calibri" w:cs="Calibri"/>
-        </w:rPr>
-        <w:t>нормалізована</w:t>
-      </w:r>
-      <w:r>
-        <w:t xml:space="preserve">, </w:t>
-      </w:r>
-      <w:r>
-        <w:rPr>
-          <w:rFonts w:ascii="Calibri" w:hAnsi="Calibri" w:cs="Calibri"/>
-        </w:rPr>
-        <w:t>створено</w:t>
-      </w:r>
-      <w:r>
-        <w:t xml:space="preserve"> </w:t>
-      </w:r>
-      <w:r>
-        <w:rPr>
-          <w:rFonts w:ascii="Calibri" w:hAnsi="Calibri" w:cs="Calibri"/>
-        </w:rPr>
-        <w:t>зв</w:t>
-      </w:r>
-      <w:r>
-        <w:t>'</w:t>
-      </w:r>
-      <w:r>
-        <w:rPr>
-          <w:rFonts w:ascii="Calibri" w:hAnsi="Calibri" w:cs="Calibri"/>
-        </w:rPr>
-        <w:t>язок</w:t>
-      </w:r>
-      <w:r>
-        <w:t xml:space="preserve"> </w:t>
-      </w:r>
-      <w:r>
-        <w:rPr>
-          <w:rFonts w:ascii="Calibri" w:hAnsi="Calibri" w:cs="Calibri"/>
-        </w:rPr>
-        <w:t>між</w:t>
-      </w:r>
-      <w:r>
-        <w:t xml:space="preserve"> </w:t>
-      </w:r>
-      <w:r>
-        <w:rPr>
-          <w:rFonts w:ascii="Calibri" w:hAnsi="Calibri" w:cs="Calibri"/>
-        </w:rPr>
-        <w:t>таблицями</w:t>
-      </w:r>
-      <w:r>
-        <w:t xml:space="preserve"> `</w:t>
-      </w:r>
-      <w:proofErr w:type="spellStart"/>
-      <w:r>
-        <w:t>ref_diagnoses</w:t>
-      </w:r>
-      <w:proofErr w:type="spellEnd"/>
-      <w:r>
-        <w:t xml:space="preserve">` </w:t>
-      </w:r>
-      <w:r>
-        <w:rPr>
-          <w:rFonts w:ascii="Calibri" w:hAnsi="Calibri" w:cs="Calibri"/>
-        </w:rPr>
-        <w:t>та</w:t>
-      </w:r>
-      <w:r>
-        <w:t xml:space="preserve"> `</w:t>
-      </w:r>
-      <w:proofErr w:type="spellStart"/>
-      <w:r>
-        <w:t>ref_diagnosis_groups</w:t>
-      </w:r>
-      <w:proofErr w:type="spellEnd"/>
-      <w:r>
-        <w:t xml:space="preserve">`. </w:t>
-      </w:r>
-      <w:r>
-        <w:rPr>
-          <w:rFonts w:ascii="Calibri" w:hAnsi="Calibri" w:cs="Calibri"/>
-        </w:rPr>
-        <w:t>Запити</w:t>
-      </w:r>
-      <w:r>
-        <w:t xml:space="preserve"> </w:t>
-      </w:r>
-      <w:r>
-        <w:rPr>
-          <w:rFonts w:ascii="Calibri" w:hAnsi="Calibri" w:cs="Calibri"/>
-        </w:rPr>
-        <w:t>оптимізовано</w:t>
-      </w:r>
-      <w:r>
-        <w:t xml:space="preserve"> </w:t>
-      </w:r>
-      <w:r>
-        <w:rPr>
-          <w:rFonts w:ascii="Calibri" w:hAnsi="Calibri" w:cs="Calibri"/>
-        </w:rPr>
-        <w:t>під</w:t>
-      </w:r>
-      <w:r>
-        <w:t xml:space="preserve"> </w:t>
-      </w:r>
-      <w:r>
-        <w:rPr>
-          <w:rFonts w:ascii="Calibri" w:hAnsi="Calibri" w:cs="Calibri"/>
-        </w:rPr>
-        <w:t>кирилицю</w:t>
-      </w:r>
-      <w:r>
-        <w:t xml:space="preserve"> </w:t>
-      </w:r>
-      <w:r>
-        <w:rPr>
-          <w:rFonts w:ascii="Calibri" w:hAnsi="Calibri" w:cs="Calibri"/>
-        </w:rPr>
-        <w:t>на</w:t>
-      </w:r>
-      <w:r>
-        <w:t xml:space="preserve"> </w:t>
-      </w:r>
-      <w:r>
-        <w:rPr>
-          <w:rFonts w:ascii="Calibri" w:hAnsi="Calibri" w:cs="Calibri"/>
-        </w:rPr>
-        <w:t>клієнті</w:t>
-      </w:r>
-      <w:r>
-        <w:t>.</w:t>
-      </w:r>
-    </w:p>
-    <w:p>
-      <w:r>
-        <w:t xml:space="preserve">- [ ] НАСТУПНА ЗАДАЧА: Створення </w:t>
-      </w:r>
-      <w:proofErr w:type="spellStart"/>
-      <w:r>
-        <w:t>Дашборду</w:t>
-      </w:r>
-      <w:proofErr w:type="spellEnd"/>
-      <w:r>
-        <w:t xml:space="preserve"> (`</w:t>
-      </w:r>
-      <w:proofErr w:type="spellStart"/>
-      <w:r>
-        <w:t>app</w:t>
-      </w:r>
-      <w:proofErr w:type="spellEnd"/>
-      <w:r>
-        <w:t>/</w:t>
-      </w:r>
-      <w:proofErr w:type="spellStart"/>
-      <w:r>
-        <w:t>dashboard</w:t>
-      </w:r>
-      <w:proofErr w:type="spellEnd"/>
-      <w:r>
-        <w:t>/</w:t>
-      </w:r>
-      <w:proofErr w:type="spellStart"/>
-      <w:r>
-        <w:t>page.tsx</w:t>
-      </w:r>
-      <w:proofErr w:type="spellEnd"/>
-      <w:r>
-        <w:t>`) з картками дітей та інклюзивною сіткою предметів / АБО логіка роботи ШІ-генератора уроків (`/</w:t>
-      </w:r>
-      <w:proofErr w:type="spellStart"/>
-      <w:r>
-        <w:t>api</w:t>
-      </w:r>
-      <w:proofErr w:type="spellEnd"/>
-      <w:r>
-        <w:t>/</w:t>
-      </w:r>
-      <w:proofErr w:type="spellStart"/>
-      <w:r>
-        <w:t>adapt</w:t>
-      </w:r>
-      <w:proofErr w:type="spellEnd"/>
-      <w:r>
-        <w:t>`) з розумною безкоштовною перевіркою архіву `</w:t>
-      </w:r>
-      <w:proofErr w:type="spellStart"/>
-      <w:r>
-        <w:t>generated_materials</w:t>
-      </w:r>
-      <w:proofErr w:type="spellEnd"/>
-      <w:r>
-        <w:t>`.</w:t>
-      </w:r>
-    </w:p>
-    <w:p/>
-    <w:p>
-      <w:r>
-        <w:lastRenderedPageBreak/>
-        <w:t>## 4. Інструкція для ШІ:</w:t>
-      </w:r>
-    </w:p>
-    <w:p>
-      <w:r>
-        <w:t xml:space="preserve">Ти — досвідчений архітектор Next.js, </w:t>
-      </w:r>
-      <w:proofErr w:type="spellStart"/>
-      <w:r>
-        <w:t>TypeScript</w:t>
-      </w:r>
-      <w:proofErr w:type="spellEnd"/>
-      <w:r>
-        <w:t xml:space="preserve"> та </w:t>
-      </w:r>
-      <w:proofErr w:type="spellStart"/>
-      <w:r>
-        <w:t>Tailwind</w:t>
-      </w:r>
-      <w:proofErr w:type="spellEnd"/>
-      <w:r>
-        <w:t xml:space="preserve"> CSS. Твій тон — дружній, колегіальний, без лекцій та зайвої води. Код </w:t>
-      </w:r>
-      <w:proofErr w:type="spellStart"/>
-      <w:r>
-        <w:t>видавай</w:t>
-      </w:r>
-      <w:proofErr w:type="spellEnd"/>
-      <w:r>
-        <w:t xml:space="preserve"> невеликими, </w:t>
-      </w:r>
-      <w:proofErr w:type="spellStart"/>
-      <w:r>
-        <w:t>логічно</w:t>
-      </w:r>
-      <w:proofErr w:type="spellEnd"/>
-      <w:r>
-        <w:t xml:space="preserve"> завершеними шматками, або розділяй довгі файли на дві частини заздалегідь, щоб уникнути обривів тексту мережею. Не пропонуй костильних рішень, завжди тримай фокус на адаптивності, чистоті архітектури та преміальній інклюзії.</w:t>
       </w:r>
     </w:p>
     <w:sectPr>

--- a/Паспорт проекту.docx
+++ b/Паспорт проекту.docx
@@ -13,7 +13,7 @@
         <w:t>🏛</w:t>
       </w:r>
       <w:r>
-        <w:t>️ П ПАСПОРТ ПРОЄКТУ: IncluEdAssistant.ai (ФІНАЛЬНА ПРОДАКШН-ГІЛКА)</w:t>
+        <w:t>️ ПАСПОРТ ПРОЄКТУ: IncluEdAssistant.ai (ФІНАЛЬНА ПРОДАКШН-ГІЛКА)</w:t>
       </w:r>
     </w:p>
     <w:p>
@@ -132,7 +132,7 @@
     </w:p>
     <w:p>
       <w:r>
-        <w:t>* Потік Сонця (Активні предмети/кредити): Компактна, акуратна пастель `bg-amber-100/90` з чітким контуром `border-amber-400`.</w:t>
+        <w:t>* Потік Сонця (Активні предмет/кредити): Компактна, акуратна пастель `bg-amber-100/90` з чітким контуром `border-amber-400`.</w:t>
       </w:r>
     </w:p>
     <w:p>
@@ -316,7 +316,7 @@
       </w:r>
       <w:proofErr w:type="spellEnd"/>
       <w:r>
-        <w:t xml:space="preserve"> рутина та алгоритми ШІ сховано в окремі утилітарні утиліти-</w:t>
+        <w:t xml:space="preserve"> рутина та алгоритми ШІ сховано в окремі утилітарні </w:t>
       </w:r>
       <w:proofErr w:type="spellStart"/>
       <w:r>
@@ -343,38 +343,25 @@
     </w:p>
     <w:p>
       <w:r>
-        <w:t>1. Пакетна модель: Замість підписок або поштучної оплати, яка лякає користувачів, сервіс продає пакети спроб (наприклад, 100 генерацій за 500 грн, де ціна унікального кліку — 5.00 грн, а річний обсяг вчителя у 200 уроків повністю закриває його річну потребу).</w:t>
+        <w:t>1. Пакетна модель: Замість підписок сервіс продає пакети спроб (наприклад, 100 генерацій за 500 грн, де ціна унікального кліку — 5.00 грн).</w:t>
+      </w:r>
+    </w:p>
+    <w:p>
+      <w:r>
+        <w:t>2. Захист від хитрунів (</w:t>
+      </w:r>
+      <w:proofErr w:type="spellStart"/>
+      <w:r>
+        <w:t>Фрод</w:t>
+      </w:r>
+      <w:proofErr w:type="spellEnd"/>
+      <w:r>
+        <w:t xml:space="preserve">-контроль): </w:t>
       </w:r>
     </w:p>
     <w:p>
       <w:r>
         <w:lastRenderedPageBreak/>
-        <w:t>2. Бізнес-математика: Повна суха собівартість унікального кліку з урахуванням податків ФОП 3 групи (5% ЄП + ЄСВ), еквайрингу та амортизації ШІ-</w:t>
-      </w:r>
-      <w:proofErr w:type="spellStart"/>
-      <w:r>
-        <w:t>парсингу</w:t>
-      </w:r>
-      <w:proofErr w:type="spellEnd"/>
-      <w:r>
-        <w:t xml:space="preserve"> складає 1.62 грн. Чистий прибуток розробника — 3.38 грн з кожного кліку користувача. Ціль у \$1000 (~41 500 грн/міс) за конверсії в 1% повністю покривається за наявності всього 25 постійних покупців великих пакетів на місяць на всю Україну.</w:t>
-      </w:r>
-    </w:p>
-    <w:p>
-      <w:r>
-        <w:t>3. Захист від хитрунів (</w:t>
-      </w:r>
-      <w:proofErr w:type="spellStart"/>
-      <w:r>
-        <w:t>Фрод</w:t>
-      </w:r>
-      <w:proofErr w:type="spellEnd"/>
-      <w:r>
-        <w:t xml:space="preserve">-контроль): </w:t>
-      </w:r>
-    </w:p>
-    <w:p>
-      <w:r>
         <w:t xml:space="preserve">  - Нарахування стартових 5 безкоштовних кредитів відбувається строго один раз для </w:t>
       </w:r>
       <w:proofErr w:type="spellStart"/>
@@ -404,7 +391,7 @@
     </w:p>
     <w:p>
       <w:r>
-        <w:t xml:space="preserve">  - Жорстке обмеження на створення профілів дітей — не більше 3-х активних карток дітей на базовому тарифі. Вести великий клас (від 4 дітей) без купівлі B2B-тарифу «Школа» технічно неможливо.</w:t>
+        <w:t xml:space="preserve">  - Жорстке обмеження на створення профілів дітей — не більше 3-х активних карток дітей на базовому тарифі.</w:t>
       </w:r>
     </w:p>
     <w:p/>
@@ -431,23 +418,190 @@
     </w:p>
     <w:p>
       <w:r>
-        <w:t xml:space="preserve">* Книги (PDF, DOCX, </w:t>
-      </w:r>
-      <w:proofErr w:type="spellStart"/>
-      <w:r>
-        <w:t>ePub</w:t>
-      </w:r>
-      <w:proofErr w:type="spellEnd"/>
-      <w:r>
-        <w:t xml:space="preserve">): Перед відправкою книги клієнтський JS рахує SHA-256 хеш. Якщо книга вже оцифрована в Україні раніше — завантаження скасовується, а підручник миттєво додається у сітку класу (0 витрат на API). Нові книги ріжуться </w:t>
-      </w:r>
-      <w:proofErr w:type="spellStart"/>
-      <w:r>
-        <w:t>парсером</w:t>
-      </w:r>
-      <w:proofErr w:type="spellEnd"/>
-      <w:r>
-        <w:t xml:space="preserve"> на окремі текстові параграфи у форматі </w:t>
+        <w:t xml:space="preserve">* Книги (PDF, DOCX): Перед відправкою JS рахує SHA-256 хеш. Якщо книга вже оцифрована в Україні раніше — завантаження скасовується, а підручник миттєво додається у сітку класу. Нові великі книги (PDF, DOCX) розпізнаються через </w:t>
+      </w:r>
+      <w:proofErr w:type="spellStart"/>
+      <w:r>
+        <w:t>Mathpix</w:t>
+      </w:r>
+      <w:proofErr w:type="spellEnd"/>
+      <w:r>
+        <w:t xml:space="preserve"> API.</w:t>
+      </w:r>
+    </w:p>
+    <w:p>
+      <w:r>
+        <w:t xml:space="preserve">* Швидкі Фото/Схеми (Шлях Мами): Мультимодальний </w:t>
+      </w:r>
+      <w:proofErr w:type="spellStart"/>
+      <w:r>
+        <w:t>OpenAI</w:t>
+      </w:r>
+      <w:proofErr w:type="spellEnd"/>
+      <w:r>
+        <w:t xml:space="preserve"> GPT-4o-mini (</w:t>
+      </w:r>
+      <w:proofErr w:type="spellStart"/>
+      <w:r>
+        <w:t>Vision</w:t>
+      </w:r>
+      <w:proofErr w:type="spellEnd"/>
+      <w:r>
+        <w:t>) розпізнає знімки сторінок чи зошитів «тут і зараз» за копійчану собівартість (15-20 копійок), описує графіку текстом та видає результат без створення великої книги.</w:t>
+      </w:r>
+    </w:p>
+    <w:p/>
+    <w:p>
+      <w:r>
+        <w:t>## 6. ДВОЯДЕРНИЙ КОНСТРУКТОР АДАПТАЦІЙ ТА ЗАЛІЗНИЙ ЯКІР КЛАСУ ДЛЯ ПЕРЕВИКОРИСТАННЯ:</w:t>
+      </w:r>
+    </w:p>
+    <w:p>
+      <w:r>
+        <w:t>Під час генерації через `</w:t>
+      </w:r>
+      <w:proofErr w:type="spellStart"/>
+      <w:r>
+        <w:t>generateAdaptationPrompt</w:t>
+      </w:r>
+      <w:proofErr w:type="spellEnd"/>
+      <w:r>
+        <w:t xml:space="preserve">` ШІ суворо розділяє </w:t>
+      </w:r>
+      <w:proofErr w:type="spellStart"/>
+      <w:r>
+        <w:t>Tone</w:t>
+      </w:r>
+      <w:proofErr w:type="spellEnd"/>
+      <w:r>
+        <w:t xml:space="preserve"> </w:t>
+      </w:r>
+      <w:proofErr w:type="spellStart"/>
+      <w:r>
+        <w:t>of</w:t>
+      </w:r>
+      <w:proofErr w:type="spellEnd"/>
+      <w:r>
+        <w:t xml:space="preserve"> </w:t>
+      </w:r>
+      <w:proofErr w:type="spellStart"/>
+      <w:r>
+        <w:t>Voice</w:t>
+      </w:r>
+      <w:proofErr w:type="spellEnd"/>
+      <w:r>
+        <w:t xml:space="preserve"> та структуру видачі на основі ролі користувача, а дефектологічну поведінку бере НАЖИВО з бази даних </w:t>
+      </w:r>
+      <w:proofErr w:type="spellStart"/>
+      <w:r>
+        <w:t>Supabase</w:t>
+      </w:r>
+      <w:proofErr w:type="spellEnd"/>
+      <w:r>
+        <w:t>:</w:t>
+      </w:r>
+    </w:p>
+    <w:p>
+      <w:r>
+        <w:t>1. **Залізне Правило Класу (</w:t>
+      </w:r>
+      <w:proofErr w:type="spellStart"/>
+      <w:r>
+        <w:t>Перевикористання</w:t>
+      </w:r>
+      <w:proofErr w:type="spellEnd"/>
+      <w:r>
+        <w:t xml:space="preserve">):** Рівень складності, обсяг термінів та структура завдань будуються СУВОРO НА ОСНОВІ НОМЕРУ КЛАСУ, а не біологічного віку. Це гарантує 100% можливість безкоштовного </w:t>
+      </w:r>
+      <w:proofErr w:type="spellStart"/>
+      <w:r>
+        <w:t>перевикористання</w:t>
+      </w:r>
+      <w:proofErr w:type="spellEnd"/>
+      <w:r>
+        <w:t xml:space="preserve"> матеріалу іншими вчителями України. Біологічний вік дитини використовується ШІ виключно як обмежувач для </w:t>
+      </w:r>
+      <w:proofErr w:type="spellStart"/>
+      <w:r>
+        <w:t>Tone</w:t>
+      </w:r>
+      <w:proofErr w:type="spellEnd"/>
+      <w:r>
+        <w:t xml:space="preserve"> </w:t>
+      </w:r>
+      <w:proofErr w:type="spellStart"/>
+      <w:r>
+        <w:t>of</w:t>
+      </w:r>
+      <w:proofErr w:type="spellEnd"/>
+      <w:r>
+        <w:t xml:space="preserve"> </w:t>
+      </w:r>
+      <w:proofErr w:type="spellStart"/>
+      <w:r>
+        <w:t>Voice</w:t>
+      </w:r>
+      <w:proofErr w:type="spellEnd"/>
+      <w:r>
+        <w:t xml:space="preserve"> (шанобливий тон без надмірної дитячості для старших дітей, які відстають у навчанні).</w:t>
+      </w:r>
+    </w:p>
+    <w:p>
+      <w:r>
+        <w:t xml:space="preserve">2. **Динамічне Максимальне Ядро </w:t>
+      </w:r>
+      <w:proofErr w:type="spellStart"/>
+      <w:r>
+        <w:t>Промпту</w:t>
+      </w:r>
+      <w:proofErr w:type="spellEnd"/>
+      <w:r>
+        <w:t xml:space="preserve">:** Спеціалізована ШІ-інструкція під конкретні освітні потреби учня </w:t>
+      </w:r>
+      <w:proofErr w:type="spellStart"/>
+      <w:r>
+        <w:t>динамічно</w:t>
+      </w:r>
+      <w:proofErr w:type="spellEnd"/>
+      <w:r>
+        <w:t xml:space="preserve"> </w:t>
+      </w:r>
+      <w:proofErr w:type="spellStart"/>
+      <w:r>
+        <w:t>фетчиться</w:t>
+      </w:r>
+      <w:proofErr w:type="spellEnd"/>
+      <w:r>
+        <w:t xml:space="preserve"> з колонки `</w:t>
+      </w:r>
+      <w:proofErr w:type="spellStart"/>
+      <w:r>
+        <w:t>ai_instructions</w:t>
+      </w:r>
+      <w:proofErr w:type="spellEnd"/>
+      <w:r>
+        <w:t>` таблиці `</w:t>
+      </w:r>
+      <w:proofErr w:type="spellStart"/>
+      <w:r>
+        <w:t>ref_diagnoses</w:t>
+      </w:r>
+      <w:proofErr w:type="spellEnd"/>
+      <w:r>
+        <w:t xml:space="preserve">` на основі профілю обраної дитини й передається в </w:t>
+      </w:r>
+      <w:proofErr w:type="spellStart"/>
+      <w:r>
+        <w:t>пайплайн</w:t>
+      </w:r>
+      <w:proofErr w:type="spellEnd"/>
+      <w:r>
+        <w:t>. ШІ зобов'язаний витиснути максимум із цієї дефектологічної інструкції бази для бездоганного налаштування поведінки моделі.</w:t>
+      </w:r>
+    </w:p>
+    <w:p>
+      <w:r>
+        <w:t xml:space="preserve">3. **Потік Вчителя:** Суворий, академічний </w:t>
       </w:r>
       <w:proofErr w:type="spellStart"/>
       <w:r>
@@ -455,15 +609,47 @@
       </w:r>
       <w:proofErr w:type="spellEnd"/>
       <w:r>
-        <w:t>/</w:t>
-      </w:r>
-      <w:proofErr w:type="spellStart"/>
-      <w:r>
-        <w:t>LaTeX</w:t>
-      </w:r>
-      <w:proofErr w:type="spellEnd"/>
-      <w:r>
-        <w:t xml:space="preserve"> і завантажуються в </w:t>
+        <w:t>-документ (Модифікована мета уроку МОН, адаптований текст із термінами під діагноз та інструкцію бази, 3 вправи за партою та офіційні критерії оцінювання для папки ІПР).</w:t>
+      </w:r>
+    </w:p>
+    <w:p>
+      <w:r>
+        <w:t>4. **Потік Мами:** Двозонна видача через спеціальні теги. `&lt;</w:t>
+      </w:r>
+      <w:proofErr w:type="spellStart"/>
+      <w:r>
+        <w:t>parents-zone</w:t>
+      </w:r>
+      <w:proofErr w:type="spellEnd"/>
+      <w:r>
+        <w:t>&gt;` містить слова психологічної підтримки для мами, перелік побутового підручного реквізиту (LEGO, ґудзики) та дефектологічні підказки на основі `</w:t>
+      </w:r>
+      <w:proofErr w:type="spellStart"/>
+      <w:r>
+        <w:t>ai_instructions</w:t>
+      </w:r>
+      <w:proofErr w:type="spellEnd"/>
+      <w:r>
+        <w:t>`. `&lt;</w:t>
+      </w:r>
+      <w:proofErr w:type="spellStart"/>
+      <w:r>
+        <w:t>child-zone</w:t>
+      </w:r>
+      <w:proofErr w:type="spellEnd"/>
+      <w:r>
+        <w:t>&gt;` повністю перетворює сухий урок на захопливу казку чи ігровий квест із залученням улюблених персонажів дитини.</w:t>
+      </w:r>
+    </w:p>
+    <w:p/>
+    <w:p>
+      <w:r>
+        <w:t>## 7. АРХІТЕКТУРА РОЗГАЛУЖЕННЯ ФОРМАТІВ ВВЕДЕННЯ, ЕКОЛОГІЇ СХОВИЩА ТА КЛЮЧІВ R2:</w:t>
+      </w:r>
+    </w:p>
+    <w:p>
+      <w:r>
+        <w:t xml:space="preserve">Система суворо розділяє три потоки обробки та папки збереження в хмарі </w:t>
       </w:r>
       <w:proofErr w:type="spellStart"/>
       <w:r>
@@ -471,7 +657,28 @@
       </w:r>
       <w:proofErr w:type="spellEnd"/>
       <w:r>
-        <w:t xml:space="preserve"> R2 (`uploadTextToR2`), а координати змісту фіксуються в </w:t>
+        <w:t xml:space="preserve"> R2:</w:t>
+      </w:r>
+    </w:p>
+    <w:p>
+      <w:r>
+        <w:t>* **</w:t>
+      </w:r>
+      <w:proofErr w:type="spellStart"/>
+      <w:r>
+        <w:t>Флоу</w:t>
+      </w:r>
+      <w:proofErr w:type="spellEnd"/>
+      <w:r>
+        <w:t xml:space="preserve"> №1 (Глобальний ШІ-Архів підручників):** Функція `</w:t>
+      </w:r>
+      <w:proofErr w:type="spellStart"/>
+      <w:r>
+        <w:t>generateAdaptedKey</w:t>
+      </w:r>
+      <w:proofErr w:type="spellEnd"/>
+      <w:r>
+        <w:t xml:space="preserve">`. Шлях: `generated-materials/[program]/[class]/[subject_id]/[author]_[year]/paragraph_[N]/level_[L]_[diagnosis].txt`. Зберігається БЕЗСТРОКОВО в </w:t>
       </w:r>
       <w:proofErr w:type="spellStart"/>
       <w:r>
@@ -479,161 +686,254 @@
       </w:r>
       <w:proofErr w:type="spellEnd"/>
       <w:r>
-        <w:t xml:space="preserve"> `</w:t>
-      </w:r>
-      <w:proofErr w:type="spellStart"/>
-      <w:r>
-        <w:t>book_contents</w:t>
-      </w:r>
-      <w:proofErr w:type="spellEnd"/>
-      <w:r>
-        <w:t xml:space="preserve">`. </w:t>
-      </w:r>
-      <w:proofErr w:type="spellStart"/>
-      <w:r>
-        <w:t>Транзакційна</w:t>
-      </w:r>
-      <w:proofErr w:type="spellEnd"/>
-      <w:r>
-        <w:t xml:space="preserve"> безпека автоматично відкочує базу при будь-якому </w:t>
-      </w:r>
-      <w:proofErr w:type="spellStart"/>
-      <w:r>
-        <w:t>збої</w:t>
-      </w:r>
-      <w:proofErr w:type="spellEnd"/>
-      <w:r>
-        <w:t xml:space="preserve"> мережі.</w:t>
-      </w:r>
-    </w:p>
-    <w:p>
-      <w:r>
-        <w:t xml:space="preserve">* Швидкі Фото/Схеми (Шлях Мами): Мультимодальний </w:t>
-      </w:r>
-      <w:proofErr w:type="spellStart"/>
-      <w:r>
-        <w:t>OpenAI</w:t>
-      </w:r>
-      <w:proofErr w:type="spellEnd"/>
-      <w:r>
-        <w:t xml:space="preserve"> GPT-4o-mini (</w:t>
-      </w:r>
-      <w:proofErr w:type="spellStart"/>
-      <w:r>
-        <w:t>Vision</w:t>
-      </w:r>
-      <w:proofErr w:type="spellEnd"/>
-      <w:r>
-        <w:t>) розпізнає знімки сторінок чи зошитів «тут і зараз» за копійчану собівартість (15-20 копійок), описує графіку текстом (</w:t>
-      </w:r>
-      <w:proofErr w:type="spellStart"/>
-      <w:r>
-        <w:t>Alt</w:t>
-      </w:r>
-      <w:proofErr w:type="spellEnd"/>
-      <w:r>
-        <w:t>-текст) та видає результат без створення великої книги.</w:t>
+        <w:t xml:space="preserve"> та R2 для безкоштовного </w:t>
+      </w:r>
+      <w:proofErr w:type="spellStart"/>
+      <w:r>
+        <w:t>перевикористання</w:t>
+      </w:r>
+      <w:proofErr w:type="spellEnd"/>
+      <w:r>
+        <w:t xml:space="preserve"> всіма вчителями України.</w:t>
+      </w:r>
+    </w:p>
+    <w:p>
+      <w:r>
+        <w:t>* **</w:t>
+      </w:r>
+      <w:proofErr w:type="spellStart"/>
+      <w:r>
+        <w:t>Флоу</w:t>
+      </w:r>
+      <w:proofErr w:type="spellEnd"/>
+      <w:r>
+        <w:t xml:space="preserve"> №2 (Оригінали підручників НУШ):** Функція `</w:t>
+      </w:r>
+      <w:proofErr w:type="spellStart"/>
+      <w:r>
+        <w:t>generateSourceKey</w:t>
+      </w:r>
+      <w:proofErr w:type="spellEnd"/>
+      <w:r>
+        <w:t>`. Шлях: `source-books/[program_id]/[class]/[subject_id]/[author]_[year]/paragraph_[N].txt`. Зберігається БЕЗСТРОКОВО.</w:t>
+      </w:r>
+    </w:p>
+    <w:p>
+      <w:r>
+        <w:lastRenderedPageBreak/>
+        <w:t>* **</w:t>
+      </w:r>
+      <w:proofErr w:type="spellStart"/>
+      <w:r>
+        <w:t>Флоу</w:t>
+      </w:r>
+      <w:proofErr w:type="spellEnd"/>
+      <w:r>
+        <w:t xml:space="preserve"> №3 (Універсальний Персональний архів — Швидкий Текст / Фото конспектів):** Функція `</w:t>
+      </w:r>
+      <w:proofErr w:type="spellStart"/>
+      <w:r>
+        <w:t>generatePersonalKey</w:t>
+      </w:r>
+      <w:proofErr w:type="spellEnd"/>
+      <w:r>
+        <w:t>`. Шлях: `</w:t>
+      </w:r>
+      <w:proofErr w:type="spellStart"/>
+      <w:r>
+        <w:t>personal-materials</w:t>
+      </w:r>
+      <w:proofErr w:type="spellEnd"/>
+      <w:r>
+        <w:t>/[</w:t>
+      </w:r>
+      <w:proofErr w:type="spellStart"/>
+      <w:r>
+        <w:t>user_id</w:t>
+      </w:r>
+      <w:proofErr w:type="spellEnd"/>
+      <w:r>
+        <w:t>]/[</w:t>
+      </w:r>
+      <w:proofErr w:type="spellStart"/>
+      <w:r>
+        <w:t>child_id</w:t>
+      </w:r>
+      <w:proofErr w:type="spellEnd"/>
+      <w:r>
+        <w:t>]/[</w:t>
+      </w:r>
+      <w:proofErr w:type="spellStart"/>
+      <w:r>
+        <w:t>adaptation_uuid</w:t>
+      </w:r>
+      <w:proofErr w:type="spellEnd"/>
+      <w:r>
+        <w:t>].</w:t>
+      </w:r>
+      <w:proofErr w:type="spellStart"/>
+      <w:r>
+        <w:t>txt</w:t>
+      </w:r>
+      <w:proofErr w:type="spellEnd"/>
+      <w:r>
+        <w:t>`. Цей потік є єдиним як для Мам (видача казок), так і для Вчителів (картки з власних записок). Записи летять в загальну таблицю `</w:t>
+      </w:r>
+      <w:proofErr w:type="spellStart"/>
+      <w:r>
+        <w:t>history_adaptations</w:t>
+      </w:r>
+      <w:proofErr w:type="spellEnd"/>
+      <w:r>
+        <w:t>` з повністю автоматичним фоновим очищенням баз (</w:t>
+      </w:r>
+      <w:proofErr w:type="spellStart"/>
+      <w:r>
+        <w:t>Supabase</w:t>
+      </w:r>
+      <w:proofErr w:type="spellEnd"/>
+      <w:r>
+        <w:t xml:space="preserve"> </w:t>
+      </w:r>
+      <w:proofErr w:type="spellStart"/>
+      <w:r>
+        <w:t>pg_cron</w:t>
+      </w:r>
+      <w:proofErr w:type="spellEnd"/>
+      <w:r>
+        <w:t xml:space="preserve">) строго через 30 днів тільки для тимчасових генерацій (`WHERE </w:t>
+      </w:r>
+      <w:proofErr w:type="spellStart"/>
+      <w:r>
+        <w:t>book_id</w:t>
+      </w:r>
+      <w:proofErr w:type="spellEnd"/>
+      <w:r>
+        <w:t xml:space="preserve"> IS NULL`).</w:t>
+      </w:r>
+    </w:p>
+    <w:p>
+      <w:r>
+        <w:t>* **Правила Авто-</w:t>
+      </w:r>
+      <w:proofErr w:type="spellStart"/>
+      <w:r>
+        <w:t>Неймінгу</w:t>
+      </w:r>
+      <w:proofErr w:type="spellEnd"/>
+      <w:r>
+        <w:t xml:space="preserve"> для Персонального Архіву:** Для вкладок швидкого тексту назва обрізається по перших 40 символах (у вчителя додається префікс "Конспект:"); для проблеми — «Предмет: [Опис проблеми]»; для фото — «Фото-адаптація для [Ім'я дитини] від [Дата]».</w:t>
       </w:r>
     </w:p>
     <w:p/>
     <w:p>
       <w:r>
-        <w:t xml:space="preserve">## 6. </w:t>
-      </w:r>
-      <w:proofErr w:type="spellStart"/>
-      <w:r>
-        <w:t>Двоядерний</w:t>
-      </w:r>
-      <w:proofErr w:type="spellEnd"/>
-      <w:r>
-        <w:t xml:space="preserve"> Конструктор </w:t>
-      </w:r>
-      <w:proofErr w:type="spellStart"/>
-      <w:r>
-        <w:t>Адаптацій</w:t>
-      </w:r>
-      <w:proofErr w:type="spellEnd"/>
-      <w:r>
-        <w:t xml:space="preserve"> та Розподіл Ролей:</w:t>
-      </w:r>
-    </w:p>
-    <w:p>
-      <w:r>
-        <w:t>Під час генерації через `</w:t>
-      </w:r>
-      <w:proofErr w:type="spellStart"/>
-      <w:r>
-        <w:t>generateAdaptationPrompt</w:t>
-      </w:r>
-      <w:proofErr w:type="spellEnd"/>
-      <w:r>
-        <w:t xml:space="preserve">` ШІ суворо розділяє </w:t>
-      </w:r>
-      <w:proofErr w:type="spellStart"/>
-      <w:r>
-        <w:t>Tone</w:t>
-      </w:r>
-      <w:proofErr w:type="spellEnd"/>
-      <w:r>
-        <w:t xml:space="preserve"> </w:t>
-      </w:r>
-      <w:proofErr w:type="spellStart"/>
-      <w:r>
-        <w:t>of</w:t>
-      </w:r>
-      <w:proofErr w:type="spellEnd"/>
-      <w:r>
-        <w:t xml:space="preserve"> </w:t>
-      </w:r>
-      <w:proofErr w:type="spellStart"/>
-      <w:r>
-        <w:t>Voice</w:t>
-      </w:r>
-      <w:proofErr w:type="spellEnd"/>
-      <w:r>
-        <w:t xml:space="preserve"> та структуру видачі на основі ролі користувача:</w:t>
-      </w:r>
-    </w:p>
-    <w:p>
-      <w:r>
-        <w:t xml:space="preserve">1. Потік Вчителя: Суворий, </w:t>
-      </w:r>
-      <w:proofErr w:type="spellStart"/>
-      <w:r>
-        <w:t>academic</w:t>
-      </w:r>
-      <w:proofErr w:type="spellEnd"/>
-      <w:r>
-        <w:t xml:space="preserve"> </w:t>
-      </w:r>
-      <w:proofErr w:type="spellStart"/>
-      <w:r>
-        <w:t>Markdown</w:t>
-      </w:r>
-      <w:proofErr w:type="spellEnd"/>
-      <w:r>
-        <w:t>-документ (Модифікована мета уроку МОН, адаптований текст із термінами під діагноз, 3 вправи за партою та офіційні критерії оцінювання для папки ІПР).</w:t>
-      </w:r>
-    </w:p>
-    <w:p>
-      <w:r>
-        <w:t>2. Потік Мами (Все набагато складніше): Двозонна видача через спеціальні теги. `&lt;</w:t>
-      </w:r>
-      <w:proofErr w:type="spellStart"/>
-      <w:r>
-        <w:t>parents-zone</w:t>
-      </w:r>
-      <w:proofErr w:type="spellEnd"/>
-      <w:r>
-        <w:t>&gt;` містить слова психологічної підтримки для мами, перелік побутового підручного реквізиту (LEGO, ґудзики) та дефектологічні підказки. `&lt;</w:t>
-      </w:r>
-      <w:proofErr w:type="spellStart"/>
-      <w:r>
-        <w:t>child-zone</w:t>
-      </w:r>
-      <w:proofErr w:type="spellEnd"/>
-      <w:r>
-        <w:t>&gt;` повністю перетворює сухий урок на захопливу казку чи ігровий квест із залученням улюблених персонажів дитини.</w:t>
+        <w:t>## 8. ФУНКЦІОНАЛЬНИЙ ПЛАН ДООПРАЦЮВАННЯ MVP ТА БІЗНЕС-ВЕРСІЇ:</w:t>
+      </w:r>
+    </w:p>
+    <w:p>
+      <w:r>
+        <w:t xml:space="preserve">1. **Залізобетонні Кнопки Друк/Зберегти (В межах MVP):** У зв'язку з 30-денним лімітом персонального архіву, кнопки «Роздрукувати» (через @media </w:t>
+      </w:r>
+      <w:proofErr w:type="spellStart"/>
+      <w:r>
+        <w:t>print</w:t>
+      </w:r>
+      <w:proofErr w:type="spellEnd"/>
+      <w:r>
+        <w:t xml:space="preserve"> зі збереженням стилів) та «Зберегти як PDF» є ОБОВ'ЯЗКОВИМИ для інтеграції в зону результату, щоб користувач міг миттєво зберегти матеріал на пристрій назавжди. Реалізація видалення картки учня ліворуч, створення мінімалістичного футера та активація посилань меню.</w:t>
+      </w:r>
+    </w:p>
+    <w:p>
+      <w:r>
+        <w:t xml:space="preserve">2. **Улюблений </w:t>
+      </w:r>
+      <w:proofErr w:type="spellStart"/>
+      <w:r>
+        <w:t>Рефакторинг</w:t>
+      </w:r>
+      <w:proofErr w:type="spellEnd"/>
+      <w:r>
+        <w:t xml:space="preserve"> та баг-фікси (В межах MVP):** Покрокова чистка залишків старого коду, вирівнювання відступів, оптимізація </w:t>
+      </w:r>
+      <w:proofErr w:type="spellStart"/>
+      <w:r>
+        <w:t>рендерингу</w:t>
+      </w:r>
+      <w:proofErr w:type="spellEnd"/>
+      <w:r>
+        <w:t xml:space="preserve"> сіток та усунення функціональних затримок при динамічному </w:t>
+      </w:r>
+      <w:proofErr w:type="spellStart"/>
+      <w:r>
+        <w:t>фетчі</w:t>
+      </w:r>
+      <w:proofErr w:type="spellEnd"/>
+      <w:r>
+        <w:t xml:space="preserve"> предметів.</w:t>
+      </w:r>
+    </w:p>
+    <w:p>
+      <w:r>
+        <w:t xml:space="preserve">3. **Архів та Історія (Після СВП):** Закладка «Архів генерацій» для безкоштовного доступу до старих </w:t>
+      </w:r>
+      <w:proofErr w:type="spellStart"/>
+      <w:r>
+        <w:t>адаптацій</w:t>
+      </w:r>
+      <w:proofErr w:type="spellEnd"/>
+      <w:r>
+        <w:t xml:space="preserve"> (з плашкою-попередженням про 30 днів та автоматичними назвами) та екран історії </w:t>
+      </w:r>
+      <w:proofErr w:type="spellStart"/>
+      <w:r>
+        <w:t>оплат</w:t>
+      </w:r>
+      <w:proofErr w:type="spellEnd"/>
+      <w:r>
+        <w:t xml:space="preserve"> куплених пакетів для користувача.</w:t>
+      </w:r>
+    </w:p>
+    <w:p>
+      <w:r>
+        <w:t>4. **</w:t>
+      </w:r>
+      <w:proofErr w:type="spellStart"/>
+      <w:r>
+        <w:t>Адмін</w:t>
+      </w:r>
+      <w:proofErr w:type="spellEnd"/>
+      <w:r>
+        <w:t xml:space="preserve">-панель та Статистика сайту (Після СВП):** Внутрішній </w:t>
+      </w:r>
+      <w:proofErr w:type="spellStart"/>
+      <w:r>
+        <w:t>дашборд</w:t>
+      </w:r>
+      <w:proofErr w:type="spellEnd"/>
+      <w:r>
+        <w:t xml:space="preserve"> засновника для моніторингу загальної кількості користувачів, транзакцій та аналітики завантажених книг.</w:t>
+      </w:r>
+    </w:p>
+    <w:p>
+      <w:r>
+        <w:t>5. **Інклюзивне Аудіо (Після СВП):** Кнопка «Озвучити голосом» (</w:t>
+      </w:r>
+      <w:proofErr w:type="spellStart"/>
+      <w:r>
+        <w:t>Text-to-Speech</w:t>
+      </w:r>
+      <w:proofErr w:type="spellEnd"/>
+      <w:r>
+        <w:t xml:space="preserve">) для якісного читання казок та адаптованих текстів дітям з </w:t>
+      </w:r>
+      <w:proofErr w:type="spellStart"/>
+      <w:r>
+        <w:t>дислексією</w:t>
+      </w:r>
+      <w:proofErr w:type="spellEnd"/>
+      <w:r>
+        <w:t xml:space="preserve"> на слух.</w:t>
       </w:r>
     </w:p>
     <w:sectPr>

--- a/Паспорт проекту.docx
+++ b/Паспорт проекту.docx
@@ -13,26 +13,13 @@
         <w:t>🏛</w:t>
       </w:r>
       <w:r>
-        <w:t>️ ПАСПОРТ ПРОЄКТУ: IncluEdAssistant.ai (ФІНАЛЬНА ПРОДАКШН-ГІЛКА)</w:t>
-      </w:r>
-    </w:p>
-    <w:p>
-      <w:r>
-        <w:t>(</w:t>
-      </w:r>
-      <w:proofErr w:type="spellStart"/>
-      <w:r>
-        <w:t>Надішліть</w:t>
-      </w:r>
-      <w:proofErr w:type="spellEnd"/>
-      <w:r>
-        <w:t xml:space="preserve"> цей текст повністю на початку будь-якого нового чату для ШІ)</w:t>
+        <w:t>️ ГЕНЕРАЛЬНИЙ ПАСПОРТ ПРОЄКТУ: IncluEdAssistant.ai (ВЕРСІЯ: 2026.PROD)</w:t>
       </w:r>
     </w:p>
     <w:p/>
     <w:p>
       <w:r>
-        <w:t>## 1. Головна місія та концепція</w:t>
+        <w:t>## 1. ГОЛОВНА МІСІЯ ТА КОНЦЕПЦІЯ ПРОДУКТУ</w:t>
       </w:r>
     </w:p>
     <w:p>
@@ -53,13 +40,21 @@
       </w:r>
       <w:proofErr w:type="spellEnd"/>
       <w:r>
-        <w:t xml:space="preserve"> асистент для педагогів, асистентів вчителів та батьків дітей з ООП (особливими освітніми потребами). Сервіс адаптує навчальні матеріали під труднощі дитини згідно з 5 рівнями підтримки МОН України (Постанова КМУ №957).</w:t>
+        <w:t xml:space="preserve"> цифровий асистент для педагогів, асистентів вчителів та батьків дітей з ООП (особливими освітніми потребами) в Україні. Сервіс автоматизує адаптацію будь-яких навчальних матеріалів (текст, </w:t>
+      </w:r>
+      <w:proofErr w:type="spellStart"/>
+      <w:r>
+        <w:t>photo</w:t>
+      </w:r>
+      <w:proofErr w:type="spellEnd"/>
+      <w:r>
+        <w:t xml:space="preserve"> конспектів, великі підручники) під специфічні дефектологічні труднощі дитини згідно з 5 офіційними рівнями підтримки МОН України (Постанова КМУ №957).</w:t>
       </w:r>
     </w:p>
     <w:p/>
     <w:p>
       <w:r>
-        <w:t>## 2. Фірмовий вишуканий дизайн-код (Суворе дотримання палітри):</w:t>
+        <w:t>## 2. ФІРМОВИЙ ВИШУКАНИЙ ДИЗАЙН-КОД (СУВОРЕ ДОТРИМАННЯ ПАЛІТРИ)</w:t>
       </w:r>
     </w:p>
     <w:p>
@@ -80,20 +75,12 @@
       </w:r>
       <w:proofErr w:type="spellEnd"/>
       <w:r>
-        <w:t xml:space="preserve"> та логотипу, без стороннього кольорового шуму (</w:t>
-      </w:r>
-      <w:proofErr w:type="spellStart"/>
-      <w:r>
-        <w:t>папугачі</w:t>
-      </w:r>
-      <w:proofErr w:type="spellEnd"/>
-      <w:r>
-        <w:t xml:space="preserve"> та отруйні кольори — під залізобетонною забороною):</w:t>
-      </w:r>
-    </w:p>
-    <w:p>
-      <w:r>
-        <w:t xml:space="preserve">* Фон сайту: </w:t>
+        <w:t xml:space="preserve"> та логотипу, без стороннього кольорового шуму:</w:t>
+      </w:r>
+    </w:p>
+    <w:p>
+      <w:r>
+        <w:t>* **Фон сайту:** `</w:t>
       </w:r>
       <w:proofErr w:type="spellStart"/>
       <w:r>
@@ -101,7 +88,7 @@
       </w:r>
       <w:proofErr w:type="spellEnd"/>
       <w:r>
-        <w:t xml:space="preserve">(0.985 0.004 80) — ніжний, матовий крем-брюле без </w:t>
+        <w:t xml:space="preserve">(0.985 0.004 80)` — ніжний, матовий крем-брюле без </w:t>
       </w:r>
       <w:proofErr w:type="spellStart"/>
       <w:r>
@@ -114,7 +101,7 @@
     </w:p>
     <w:p>
       <w:r>
-        <w:t xml:space="preserve">* Текст та Головні акценти: </w:t>
+        <w:t>* **Текст та Головні акценти:** `</w:t>
       </w:r>
       <w:proofErr w:type="spellStart"/>
       <w:r>
@@ -122,83 +109,527 @@
       </w:r>
       <w:proofErr w:type="spellEnd"/>
       <w:r>
-        <w:t>(0.208 0.042 245.89) — глибоке благородне чорнило (`text-slate-900` / `bg-slate-900`).</w:t>
-      </w:r>
-    </w:p>
-    <w:p>
-      <w:r>
-        <w:t>* Потік Неба (Вкладки форми): `bg-sky-100/70` із впевненим темним контуром `border-sky-700` та текстом `text-sky-950`.</w:t>
-      </w:r>
-    </w:p>
-    <w:p>
-      <w:r>
-        <w:t>* Потік Сонця (Активні предмет/кредити): Компактна, акуратна пастель `bg-amber-100/90` з чітким контуром `border-amber-400`.</w:t>
-      </w:r>
-    </w:p>
-    <w:p>
-      <w:r>
-        <w:t>* Потік Інклюзії (Головні кнопки дії/статуси): Шляхетний приглушений смарагдовий `bg-emerald-700`.</w:t>
+        <w:t>(0.208 0.042 245.89)` — глибоке благородне чорнило (`text-slate-900` / `bg-slate-900`).</w:t>
+      </w:r>
+    </w:p>
+    <w:p>
+      <w:r>
+        <w:t>* **Потік Неба (Вкладки форми):** `bg-sky-100/70` із впевненим темним контуром `border-sky-700` та текстом `text-sky-950`.</w:t>
+      </w:r>
+    </w:p>
+    <w:p>
+      <w:r>
+        <w:t>* **Потік Сонця (Активні предмети/кредити):** Компактна, акуратна пастель `bg-amber-100/90` з чітким контуром `border-amber-400`.</w:t>
+      </w:r>
+    </w:p>
+    <w:p>
+      <w:r>
+        <w:t xml:space="preserve">* **Потік </w:t>
+      </w:r>
+      <w:proofErr w:type="spellStart"/>
+      <w:r>
+        <w:t>Инклюзії</w:t>
+      </w:r>
+      <w:proofErr w:type="spellEnd"/>
+      <w:r>
+        <w:t xml:space="preserve"> (Головні кнопки дії/статуси):** Шляхетний приглушений смарагдовий `bg-emerald-700`.</w:t>
+      </w:r>
+    </w:p>
+    <w:p>
+      <w:r>
+        <w:t xml:space="preserve">* **Примітка щодо </w:t>
+      </w:r>
+      <w:proofErr w:type="spellStart"/>
+      <w:r>
+        <w:t>Tailwind</w:t>
+      </w:r>
+      <w:proofErr w:type="spellEnd"/>
+      <w:r>
+        <w:t xml:space="preserve"> v4:** Всі </w:t>
+      </w:r>
+      <w:proofErr w:type="spellStart"/>
+      <w:r>
+        <w:t>Oklch</w:t>
+      </w:r>
+      <w:proofErr w:type="spellEnd"/>
+      <w:r>
+        <w:t xml:space="preserve"> бренд-кольори виносяться у змінні теми `@theme </w:t>
+      </w:r>
+      <w:proofErr w:type="spellStart"/>
+      <w:r>
+        <w:t>inline</w:t>
+      </w:r>
+      <w:proofErr w:type="spellEnd"/>
+      <w:r>
+        <w:t>` всередині `globals.css` для централізованого керування через лаконічні класи.</w:t>
       </w:r>
     </w:p>
     <w:p/>
     <w:p>
       <w:r>
-        <w:t xml:space="preserve">*Примітка на майбутнє (після СВП):* Винести всі </w:t>
-      </w:r>
-      <w:proofErr w:type="spellStart"/>
-      <w:r>
-        <w:t>Oklch</w:t>
-      </w:r>
-      <w:proofErr w:type="spellEnd"/>
-      <w:r>
-        <w:t xml:space="preserve">-координати бренд-кольорів у змінні теми `@theme </w:t>
-      </w:r>
-      <w:proofErr w:type="spellStart"/>
-      <w:r>
-        <w:t>inline</w:t>
-      </w:r>
-      <w:proofErr w:type="spellEnd"/>
-      <w:r>
-        <w:t>` всередині `globals.css` для централізованого керування палітрою через лаконічні класи (`</w:t>
-      </w:r>
-      <w:proofErr w:type="spellStart"/>
-      <w:r>
-        <w:t>bg-brand-sky-light</w:t>
-      </w:r>
-      <w:proofErr w:type="spellEnd"/>
-      <w:r>
-        <w:t>`, `</w:t>
-      </w:r>
-      <w:proofErr w:type="spellStart"/>
-      <w:r>
-        <w:t>border-brand-sky-dark</w:t>
-      </w:r>
-      <w:proofErr w:type="spellEnd"/>
-      <w:r>
-        <w:t>`, `</w:t>
-      </w:r>
-      <w:proofErr w:type="spellStart"/>
-      <w:r>
-        <w:t>bg-brand-emerald</w:t>
-      </w:r>
-      <w:proofErr w:type="spellEnd"/>
-      <w:r>
-        <w:t>`).</w:t>
+        <w:t>## 3. ЗАЛІЗНІ ПРАВИЛА АРХІТЕКТУРИ ТА ДЕКОМПОЗИЦІЇ (СТРОГО)</w:t>
+      </w:r>
+    </w:p>
+    <w:p>
+      <w:r>
+        <w:t>1. **Технологічний стек:** Next.js 16 (</w:t>
+      </w:r>
+      <w:proofErr w:type="spellStart"/>
+      <w:r>
+        <w:t>App</w:t>
+      </w:r>
+      <w:proofErr w:type="spellEnd"/>
+      <w:r>
+        <w:t xml:space="preserve"> </w:t>
+      </w:r>
+      <w:proofErr w:type="spellStart"/>
+      <w:r>
+        <w:t>Router</w:t>
+      </w:r>
+      <w:proofErr w:type="spellEnd"/>
+      <w:r>
+        <w:t xml:space="preserve">), </w:t>
+      </w:r>
+      <w:proofErr w:type="spellStart"/>
+      <w:r>
+        <w:t>React</w:t>
+      </w:r>
+      <w:proofErr w:type="spellEnd"/>
+      <w:r>
+        <w:t xml:space="preserve"> 19, </w:t>
+      </w:r>
+      <w:proofErr w:type="spellStart"/>
+      <w:r>
+        <w:t>Tailwind</w:t>
+      </w:r>
+      <w:proofErr w:type="spellEnd"/>
+      <w:r>
+        <w:t xml:space="preserve"> CSS v4, </w:t>
+      </w:r>
+      <w:proofErr w:type="spellStart"/>
+      <w:r>
+        <w:t>shadcn</w:t>
+      </w:r>
+      <w:proofErr w:type="spellEnd"/>
+      <w:r>
+        <w:t>/</w:t>
+      </w:r>
+      <w:proofErr w:type="spellStart"/>
+      <w:r>
+        <w:t>ui</w:t>
+      </w:r>
+      <w:proofErr w:type="spellEnd"/>
+      <w:r>
+        <w:t xml:space="preserve">, </w:t>
+      </w:r>
+      <w:proofErr w:type="spellStart"/>
+      <w:r>
+        <w:t>Supabase</w:t>
+      </w:r>
+      <w:proofErr w:type="spellEnd"/>
+      <w:r>
+        <w:t xml:space="preserve"> (</w:t>
+      </w:r>
+      <w:proofErr w:type="spellStart"/>
+      <w:r>
+        <w:t>PostgreSQL</w:t>
+      </w:r>
+      <w:proofErr w:type="spellEnd"/>
+      <w:r>
+        <w:t xml:space="preserve">), </w:t>
+      </w:r>
+      <w:proofErr w:type="spellStart"/>
+      <w:r>
+        <w:t>Cloudflare</w:t>
+      </w:r>
+      <w:proofErr w:type="spellEnd"/>
+      <w:r>
+        <w:t xml:space="preserve"> R2.</w:t>
+      </w:r>
+    </w:p>
+    <w:p>
+      <w:r>
+        <w:t>2. **Залізне Правило Декомпозиції (</w:t>
+      </w:r>
+      <w:proofErr w:type="spellStart"/>
+      <w:r>
+        <w:t>Атомарність</w:t>
+      </w:r>
+      <w:proofErr w:type="spellEnd"/>
+      <w:r>
+        <w:t xml:space="preserve">):** Заборонено створювати великі монолітні файли (понад 150 рядків). UI-екран, форма чи логічний блок мають безжально різатися на дрібні, ізольовані </w:t>
+      </w:r>
+      <w:proofErr w:type="spellStart"/>
+      <w:r>
+        <w:t>підкомпоненти</w:t>
+      </w:r>
+      <w:proofErr w:type="spellEnd"/>
+      <w:r>
+        <w:t>. Один файл — одна відповідальність.</w:t>
+      </w:r>
+    </w:p>
+    <w:p>
+      <w:r>
+        <w:t xml:space="preserve">3. **Тонкі Server </w:t>
+      </w:r>
+      <w:proofErr w:type="spellStart"/>
+      <w:r>
+        <w:t>Actions</w:t>
+      </w:r>
+      <w:proofErr w:type="spellEnd"/>
+      <w:r>
+        <w:t>:** Файл `</w:t>
+      </w:r>
+      <w:proofErr w:type="spellStart"/>
+      <w:r>
+        <w:t>app</w:t>
+      </w:r>
+      <w:proofErr w:type="spellEnd"/>
+      <w:r>
+        <w:t>/</w:t>
+      </w:r>
+      <w:proofErr w:type="spellStart"/>
+      <w:r>
+        <w:t>dashboard</w:t>
+      </w:r>
+      <w:proofErr w:type="spellEnd"/>
+      <w:r>
+        <w:t>/</w:t>
+      </w:r>
+      <w:proofErr w:type="spellStart"/>
+      <w:r>
+        <w:t>actions.ts</w:t>
+      </w:r>
+      <w:proofErr w:type="spellEnd"/>
+      <w:r>
+        <w:t xml:space="preserve">` виконує роль чистого сервісного контролера. Уся </w:t>
+      </w:r>
+      <w:proofErr w:type="spellStart"/>
+      <w:r>
+        <w:t>низькорівнева</w:t>
+      </w:r>
+      <w:proofErr w:type="spellEnd"/>
+      <w:r>
+        <w:t xml:space="preserve"> рутина, складна реляційна робота з таблицями, алгоритми ШІ сховано в окремі утилітарні </w:t>
+      </w:r>
+      <w:proofErr w:type="spellStart"/>
+      <w:r>
+        <w:t>хелпери</w:t>
+      </w:r>
+      <w:proofErr w:type="spellEnd"/>
+      <w:r>
+        <w:t xml:space="preserve"> у відповідних директоріях папки `</w:t>
+      </w:r>
+      <w:proofErr w:type="spellStart"/>
+      <w:r>
+        <w:t>utils</w:t>
+      </w:r>
+      <w:proofErr w:type="spellEnd"/>
+      <w:r>
+        <w:t>/` або сервісах `</w:t>
+      </w:r>
+      <w:proofErr w:type="spellStart"/>
+      <w:r>
+        <w:t>utils</w:t>
+      </w:r>
+      <w:proofErr w:type="spellEnd"/>
+      <w:r>
+        <w:t>/</w:t>
+      </w:r>
+      <w:proofErr w:type="spellStart"/>
+      <w:r>
+        <w:t>supabase</w:t>
+      </w:r>
+      <w:proofErr w:type="spellEnd"/>
+      <w:r>
+        <w:t>/`.</w:t>
       </w:r>
     </w:p>
     <w:p/>
     <w:p>
       <w:r>
-        <w:t>## 3. Залізні правила архітектури (СТРОГО):</w:t>
-      </w:r>
-    </w:p>
-    <w:p>
-      <w:r>
-        <w:t>1. Стек: Next.js 16 (</w:t>
-      </w:r>
-      <w:proofErr w:type="spellStart"/>
-      <w:r>
-        <w:t>App</w:t>
+        <w:t>## 4. ЕКОНОМІКА ПРОЄКТУ, ЦІНОУТВОРЕННЯ ТА ЦІЛЬ \$1000 ЧИСТИМИ</w:t>
+      </w:r>
+    </w:p>
+    <w:p>
+      <w:r>
+        <w:t xml:space="preserve">Для досягнення фінансової цілі у **\$1000 чистими на місяць** (~41 000 грн) за повної окупності інфраструктури, податків ФОП (5% + ЄСВ) та </w:t>
+      </w:r>
+      <w:proofErr w:type="spellStart"/>
+      <w:r>
+        <w:t>транзакционных</w:t>
+      </w:r>
+      <w:proofErr w:type="spellEnd"/>
+      <w:r>
+        <w:t xml:space="preserve"> комісій українського еквайрингу, архітектура </w:t>
+      </w:r>
+      <w:proofErr w:type="spellStart"/>
+      <w:r>
+        <w:t>SaaS</w:t>
+      </w:r>
+      <w:proofErr w:type="spellEnd"/>
+      <w:r>
+        <w:t xml:space="preserve"> побудована на пакетній </w:t>
+      </w:r>
+      <w:proofErr w:type="spellStart"/>
+      <w:r>
+        <w:t>Token</w:t>
+      </w:r>
+      <w:proofErr w:type="spellEnd"/>
+      <w:r>
+        <w:t>-моделі мікро-пакетів без часових підписок:</w:t>
+      </w:r>
+    </w:p>
+    <w:p>
+      <w:r>
+        <w:t>1. **Ціна для користувача (Золота середина цінності):** Вартість однієї успішної адаптації гуманітарного блоку становить в середньому **10–15 грн за одну ШІ-генерацію**.</w:t>
+      </w:r>
+    </w:p>
+    <w:p>
+      <w:r>
+        <w:lastRenderedPageBreak/>
+        <w:t>2. **Сітка доступних мікро-пакетів:**</w:t>
+      </w:r>
+    </w:p>
+    <w:p>
+      <w:r>
+        <w:t xml:space="preserve">   * **Пакунок «</w:t>
+      </w:r>
+      <w:r>
+        <w:rPr>
+          <w:rFonts w:ascii="Segoe UI Emoji" w:hAnsi="Segoe UI Emoji" w:cs="Segoe UI Emoji"/>
+        </w:rPr>
+        <w:t>🌱</w:t>
+      </w:r>
+      <w:r>
+        <w:t xml:space="preserve"> Стартовий» (на пробу):** 10 генерацій за **149 грн** (~14.9 грн/клік). Сума менша за чашку кави, що усуває фінансовий бар'єр для знайомства з сервісом.</w:t>
+      </w:r>
+    </w:p>
+    <w:p>
+      <w:r>
+        <w:t xml:space="preserve">   * **Пакунок «</w:t>
+      </w:r>
+      <w:r>
+        <w:rPr>
+          <w:rFonts w:ascii="Segoe UI Emoji" w:hAnsi="Segoe UI Emoji" w:cs="Segoe UI Emoji"/>
+        </w:rPr>
+        <w:t>🎯</w:t>
+      </w:r>
+      <w:r>
+        <w:t xml:space="preserve"> Місяць уроків» (найпопулярніший):** 30 генерацій за **350 грн** (~11.6 грн/клік). Повністю закриває базові </w:t>
+      </w:r>
+      <w:proofErr w:type="spellStart"/>
+      <w:r>
+        <w:t>потребности</w:t>
+      </w:r>
+      <w:proofErr w:type="spellEnd"/>
+      <w:r>
+        <w:t xml:space="preserve"> батьків чи асистентів на місяць навчання по одному предмету.</w:t>
+      </w:r>
+    </w:p>
+    <w:p>
+      <w:r>
+        <w:t>3. **Собівартість однієї адаптації (COGS калькуляція):**</w:t>
+      </w:r>
+    </w:p>
+    <w:p>
+      <w:r>
+        <w:t xml:space="preserve">   * **Потік Мами / Гуманітарний MVP (GPT-4o-mini):** Вхідний текст + системний </w:t>
+      </w:r>
+      <w:proofErr w:type="spellStart"/>
+      <w:r>
+        <w:t>промпт</w:t>
+      </w:r>
+      <w:proofErr w:type="spellEnd"/>
+      <w:r>
+        <w:t xml:space="preserve"> + вихідна казка або квест (~3 000 токенів). Собівартість від </w:t>
+      </w:r>
+      <w:proofErr w:type="spellStart"/>
+      <w:r>
+        <w:t>OpenAI</w:t>
+      </w:r>
+      <w:proofErr w:type="spellEnd"/>
+      <w:r>
+        <w:t>: **~0.15–0.25 грн за клік**.</w:t>
+      </w:r>
+    </w:p>
+    <w:p>
+      <w:r>
+        <w:t xml:space="preserve">4. **Фінансова </w:t>
+      </w:r>
+      <w:proofErr w:type="spellStart"/>
+      <w:r>
+        <w:t>маржинальність</w:t>
+      </w:r>
+      <w:proofErr w:type="spellEnd"/>
+      <w:r>
+        <w:t xml:space="preserve">:** </w:t>
+      </w:r>
+    </w:p>
+    <w:p>
+      <w:r>
+        <w:t xml:space="preserve">   * Маржа на дитячих казках та гуманітарних </w:t>
+      </w:r>
+      <w:proofErr w:type="spellStart"/>
+      <w:r>
+        <w:t>уроках</w:t>
+      </w:r>
+      <w:proofErr w:type="spellEnd"/>
+      <w:r>
+        <w:t xml:space="preserve"> становить **понад 90%**!</w:t>
+      </w:r>
+    </w:p>
+    <w:p>
+      <w:r>
+        <w:t xml:space="preserve">   * Завдяки підняттю цінності одного кліку, для виходу на \$1000 чистими платформі необхідно забезпечити всього **~3 500 генерацій на місяць**. Це всього **135 активних користувачів** на всю Україну, які купують один пакет «Місяць уроків» на місяць. Це становить лише 0.3% від усього ринку інклюзивної освіти України (понад 40 000 дітей на інклюзії).</w:t>
+      </w:r>
+    </w:p>
+    <w:p/>
+    <w:p>
+      <w:r>
+        <w:t>## 5. ANTI-FRAUD ТА СУВОРІ ОБМЕЖЕННЯ КОРИСТУВАЧІВ</w:t>
+      </w:r>
+    </w:p>
+    <w:p>
+      <w:r>
+        <w:t xml:space="preserve">1. **Крос-програмна </w:t>
+      </w:r>
+      <w:proofErr w:type="spellStart"/>
+      <w:r>
+        <w:t>дедуплікація</w:t>
+      </w:r>
+      <w:proofErr w:type="spellEnd"/>
+      <w:r>
+        <w:t xml:space="preserve"> підручників (Захист від колізії НУШ):** Якщо вчитель або мама завантажує книгу, яка вже оцифрована для іншого </w:t>
+      </w:r>
+      <w:proofErr w:type="spellStart"/>
+      <w:r>
+        <w:t>НУШу</w:t>
+      </w:r>
+      <w:proofErr w:type="spellEnd"/>
+      <w:r>
+        <w:t xml:space="preserve"> (наприклад, Савченко замість Шияна), система розпізнає однаковий SHA-256 хеш файлу, але інший `</w:t>
+      </w:r>
+      <w:proofErr w:type="spellStart"/>
+      <w:r>
+        <w:t>program_id</w:t>
+      </w:r>
+      <w:proofErr w:type="spellEnd"/>
+      <w:r>
+        <w:t xml:space="preserve">`. Замість повторного дорогого </w:t>
+      </w:r>
+      <w:proofErr w:type="spellStart"/>
+      <w:r>
+        <w:t>парсингу</w:t>
+      </w:r>
+      <w:proofErr w:type="spellEnd"/>
+      <w:r>
+        <w:t xml:space="preserve"> ШІ, система створює копію запису книги в базі </w:t>
+      </w:r>
+      <w:proofErr w:type="spellStart"/>
+      <w:r>
+        <w:t>Supabase</w:t>
+      </w:r>
+      <w:proofErr w:type="spellEnd"/>
+      <w:r>
+        <w:t xml:space="preserve"> для нової програми, але повністю </w:t>
+      </w:r>
+      <w:proofErr w:type="spellStart"/>
+      <w:r>
+        <w:t>перевикористовує</w:t>
+      </w:r>
+      <w:proofErr w:type="spellEnd"/>
+      <w:r>
+        <w:t xml:space="preserve"> існуючі файли параграфів та глав у </w:t>
+      </w:r>
+      <w:proofErr w:type="spellStart"/>
+      <w:r>
+        <w:t>Cloudflare</w:t>
+      </w:r>
+      <w:proofErr w:type="spellEnd"/>
+      <w:r>
+        <w:t xml:space="preserve"> R2, захищаючи бюджет розробника від перевитрат.</w:t>
+      </w:r>
+    </w:p>
+    <w:p>
+      <w:r>
+        <w:t xml:space="preserve">2. **Базовий ліміт карток дітей (Захист від ведення класів):** На базовому тарифі діє суворе обмеження — **не більше 3-х активних учнів** у кабінеті. Спроба створити 4-ту дитину блокується на рівні Server </w:t>
+      </w:r>
+      <w:proofErr w:type="spellStart"/>
+      <w:r>
+        <w:t>Action</w:t>
+      </w:r>
+      <w:proofErr w:type="spellEnd"/>
+      <w:r>
+        <w:t xml:space="preserve"> `</w:t>
+      </w:r>
+      <w:proofErr w:type="spellStart"/>
+      <w:r>
+        <w:t>createChildProfileAction</w:t>
+      </w:r>
+      <w:proofErr w:type="spellEnd"/>
+      <w:r>
+        <w:t>` через перевірку `COUNT(*)` у таблиці `</w:t>
+      </w:r>
+      <w:proofErr w:type="spellStart"/>
+      <w:r>
+        <w:t>children_profiles</w:t>
+      </w:r>
+      <w:proofErr w:type="spellEnd"/>
+      <w:r>
+        <w:t>`. Для ведення великих класів вчитель зобов'язаний придбати комерційну ліцензію «Школа».</w:t>
+      </w:r>
+    </w:p>
+    <w:p>
+      <w:r>
+        <w:t xml:space="preserve">3. **Фінансовий </w:t>
+      </w:r>
+      <w:proofErr w:type="spellStart"/>
+      <w:r>
+        <w:t>фрод</w:t>
+      </w:r>
+      <w:proofErr w:type="spellEnd"/>
+      <w:r>
+        <w:t>-контроль:** Перед кожним викликом ШІ система перевіряє колонку `</w:t>
+      </w:r>
+      <w:proofErr w:type="spellStart"/>
+      <w:r>
+        <w:t>ai_credits_left</w:t>
+      </w:r>
+      <w:proofErr w:type="spellEnd"/>
+      <w:r>
+        <w:t>` в таблиці `</w:t>
+      </w:r>
+      <w:proofErr w:type="spellStart"/>
+      <w:r>
+        <w:t>profiles</w:t>
+      </w:r>
+      <w:proofErr w:type="spellEnd"/>
+      <w:r>
+        <w:t>`. Якщо баланс &lt;= 0, генерація повністю блокується. При успішній генерації та бінарному записі в R2 з балансу користувача автоматично знімається 1 кредит.</w:t>
+      </w:r>
+    </w:p>
+    <w:p/>
+    <w:p>
+      <w:r>
+        <w:t>## 6. ГІБРИДНА ФАБРИКА ПАРСЕРІВ (ВХІДНИЙ ПОТІК DOCUMENTA)</w:t>
+      </w:r>
+    </w:p>
+    <w:p>
+      <w:r>
+        <w:t>Для забезпечення 100% збереження контексту (</w:t>
+      </w:r>
+      <w:proofErr w:type="spellStart"/>
+      <w:r>
+        <w:t>Layout-Aware</w:t>
+      </w:r>
+      <w:proofErr w:type="spellEnd"/>
+      <w:r>
+        <w:t xml:space="preserve"> / </w:t>
+      </w:r>
+      <w:proofErr w:type="spellStart"/>
+      <w:r>
+        <w:t>Context-Preserving</w:t>
       </w:r>
       <w:proofErr w:type="spellEnd"/>
       <w:r>
@@ -206,39 +637,365 @@
       </w:r>
       <w:proofErr w:type="spellStart"/>
       <w:r>
-        <w:t>Router</w:t>
-      </w:r>
-      <w:proofErr w:type="spellEnd"/>
+        <w:t>Semantic</w:t>
+      </w:r>
+      <w:proofErr w:type="spellEnd"/>
+      <w:r>
+        <w:t xml:space="preserve"> </w:t>
+      </w:r>
+      <w:proofErr w:type="spellStart"/>
+      <w:r>
+        <w:t>Chunking</w:t>
+      </w:r>
+      <w:proofErr w:type="spellEnd"/>
+      <w:r>
+        <w:t>) при імпорті книг використовується дворівневий професійний стек:</w:t>
+      </w:r>
+    </w:p>
+    <w:p>
+      <w:r>
+        <w:t>* **</w:t>
+      </w:r>
+      <w:r>
+        <w:rPr>
+          <w:rFonts w:ascii="Segoe UI Emoji" w:hAnsi="Segoe UI Emoji" w:cs="Segoe UI Emoji"/>
+        </w:rPr>
+        <w:t>🗺</w:t>
+      </w:r>
+      <w:r>
+        <w:t>️ Потік гуманітарних та природничих наук (Мова, Література, ЯДС, Географія, Історія, Біологія):** Обробляється через **</w:t>
+      </w:r>
+      <w:proofErr w:type="spellStart"/>
+      <w:r>
+        <w:t>LlamaParse</w:t>
+      </w:r>
+      <w:proofErr w:type="spellEnd"/>
+      <w:r>
+        <w:t xml:space="preserve"> API** [</w:t>
+      </w:r>
+      <w:proofErr w:type="spellStart"/>
+      <w:r>
+        <w:t>LlamaIndex</w:t>
+      </w:r>
+      <w:proofErr w:type="spellEnd"/>
+      <w:r>
+        <w:t xml:space="preserve">]. Він ідеально тримає верстку сторінки, таблиці та ізолює карти чи схеми для </w:t>
+      </w:r>
+      <w:proofErr w:type="spellStart"/>
+      <w:r>
+        <w:t>Vision</w:t>
+      </w:r>
+      <w:proofErr w:type="spellEnd"/>
+      <w:r>
+        <w:t xml:space="preserve">-моделі, проставляючи </w:t>
+      </w:r>
+      <w:proofErr w:type="spellStart"/>
+      <w:r>
+        <w:t>якорні</w:t>
+      </w:r>
+      <w:proofErr w:type="spellEnd"/>
+      <w:r>
+        <w:t xml:space="preserve"> теги `![</w:t>
+      </w:r>
+      <w:proofErr w:type="spellStart"/>
+      <w:r>
+        <w:t>img</w:t>
+      </w:r>
+      <w:proofErr w:type="spellEnd"/>
+      <w:r>
+        <w:t>]`.</w:t>
+      </w:r>
+    </w:p>
+    <w:p>
+      <w:r>
+        <w:t>* **</w:t>
+      </w:r>
+      <w:r>
+        <w:rPr>
+          <w:rFonts w:ascii="Segoe UI Emoji" w:hAnsi="Segoe UI Emoji" w:cs="Segoe UI Emoji"/>
+        </w:rPr>
+        <w:t>📐</w:t>
+      </w:r>
+      <w:r>
+        <w:t xml:space="preserve"> Потік точних наук (Математика, Алгебра, Геометрія, Фізика, Хімія):** Зарезервовано на майбутні релізи через **</w:t>
+      </w:r>
+      <w:proofErr w:type="spellStart"/>
+      <w:r>
+        <w:t>Mathpix</w:t>
+      </w:r>
+      <w:proofErr w:type="spellEnd"/>
+      <w:r>
+        <w:t xml:space="preserve"> OCR API**. Він трансформує приклади у стовпчик, дроби та матриці у чистий код </w:t>
+      </w:r>
+      <w:proofErr w:type="spellStart"/>
+      <w:r>
+        <w:t>LaTeX</w:t>
+      </w:r>
+      <w:proofErr w:type="spellEnd"/>
+      <w:r>
+        <w:t xml:space="preserve"> (`$$ ... $$`), який діє як неподільний токен (</w:t>
+      </w:r>
+      <w:proofErr w:type="spellStart"/>
+      <w:r>
+        <w:t>Unbreakable</w:t>
+      </w:r>
+      <w:proofErr w:type="spellEnd"/>
+      <w:r>
+        <w:t xml:space="preserve"> </w:t>
+      </w:r>
+      <w:proofErr w:type="spellStart"/>
+      <w:r>
+        <w:t>Token</w:t>
+      </w:r>
+      <w:proofErr w:type="spellEnd"/>
+      <w:r>
+        <w:t>) і не руйнується моделлю ШІ при лінійному читанні.</w:t>
+      </w:r>
+    </w:p>
+    <w:p>
+      <w:r>
+        <w:lastRenderedPageBreak/>
+        <w:t xml:space="preserve">* **Всеукраїнська </w:t>
+      </w:r>
+      <w:proofErr w:type="spellStart"/>
+      <w:r>
+        <w:t>дедуплікація</w:t>
+      </w:r>
+      <w:proofErr w:type="spellEnd"/>
+      <w:r>
+        <w:t xml:space="preserve"> (SHA-256):** Перед завантаженням підручника клієнтська функція `calculateFileSHA256` через браузерне </w:t>
+      </w:r>
+      <w:proofErr w:type="spellStart"/>
+      <w:r>
+        <w:t>Web</w:t>
+      </w:r>
+      <w:proofErr w:type="spellEnd"/>
+      <w:r>
+        <w:t xml:space="preserve"> </w:t>
+      </w:r>
+      <w:proofErr w:type="spellStart"/>
+      <w:r>
+        <w:t>Crypto</w:t>
+      </w:r>
+      <w:proofErr w:type="spellEnd"/>
+      <w:r>
+        <w:t xml:space="preserve"> API прораховує хеш файлу. Server </w:t>
+      </w:r>
+      <w:proofErr w:type="spellStart"/>
+      <w:r>
+        <w:t>Action</w:t>
+      </w:r>
+      <w:proofErr w:type="spellEnd"/>
+      <w:r>
+        <w:t xml:space="preserve"> перевіряє його в таблиці `</w:t>
+      </w:r>
+      <w:proofErr w:type="spellStart"/>
+      <w:r>
+        <w:t>books</w:t>
+      </w:r>
+      <w:proofErr w:type="spellEnd"/>
+      <w:r>
+        <w:t xml:space="preserve">`. Якщо книга вже є в системі для цієї програми, вона миттєво додається у сітку класу без повторного дорогого </w:t>
+      </w:r>
+      <w:proofErr w:type="spellStart"/>
+      <w:r>
+        <w:t>парсингу</w:t>
+      </w:r>
+      <w:proofErr w:type="spellEnd"/>
+      <w:r>
+        <w:t xml:space="preserve">. Ми платимо за </w:t>
+      </w:r>
+      <w:proofErr w:type="spellStart"/>
+      <w:r>
+        <w:t>парсинг</w:t>
+      </w:r>
+      <w:proofErr w:type="spellEnd"/>
+      <w:r>
+        <w:t xml:space="preserve"> конкретної книги **лише один раз**, після чого вона безкоштовно </w:t>
+      </w:r>
+      <w:proofErr w:type="spellStart"/>
+      <w:r>
+        <w:t>перевикористовується</w:t>
+      </w:r>
+      <w:proofErr w:type="spellEnd"/>
+      <w:r>
+        <w:t xml:space="preserve"> іншими вчителями України. Оригінали книг зберігаються в R2 безстроково.</w:t>
+      </w:r>
+    </w:p>
+    <w:p/>
+    <w:p>
+      <w:r>
+        <w:t>## 7. ЗАТВЕРДЖЕНИЙ ДУЕТ ШІ-МОДЕЛЕЙ (ВИХІДНИЙ ПОТІК)</w:t>
+      </w:r>
+    </w:p>
+    <w:p>
+      <w:r>
+        <w:t xml:space="preserve">Вся інтелектуальна робота ведеться в єдиному кабінеті </w:t>
+      </w:r>
+      <w:proofErr w:type="spellStart"/>
+      <w:r>
+        <w:t>OpenAI</w:t>
+      </w:r>
+      <w:proofErr w:type="spellEnd"/>
+      <w:r>
+        <w:t xml:space="preserve"> (один ключ `OPENAI_API_KEY`) за </w:t>
+      </w:r>
+      <w:proofErr w:type="spellStart"/>
+      <w:r>
+        <w:t>двоядерним</w:t>
+      </w:r>
+      <w:proofErr w:type="spellEnd"/>
+      <w:r>
+        <w:t xml:space="preserve"> принципом для жорсткої </w:t>
+      </w:r>
+      <w:proofErr w:type="spellStart"/>
+      <w:r>
+        <w:t>оптимізавості</w:t>
+      </w:r>
+      <w:proofErr w:type="spellEnd"/>
+      <w:r>
+        <w:t xml:space="preserve"> витрат:</w:t>
+      </w:r>
+    </w:p>
+    <w:p>
+      <w:r>
+        <w:t>1. **</w:t>
+      </w:r>
+      <w:r>
+        <w:rPr>
+          <w:rFonts w:ascii="Segoe UI Emoji" w:hAnsi="Segoe UI Emoji" w:cs="Segoe UI Emoji"/>
+        </w:rPr>
+        <w:t>⚡</w:t>
+      </w:r>
+      <w:r>
+        <w:t xml:space="preserve"> </w:t>
+      </w:r>
+      <w:proofErr w:type="spellStart"/>
+      <w:r>
+        <w:t>OpenAI</w:t>
+      </w:r>
+      <w:proofErr w:type="spellEnd"/>
+      <w:r>
+        <w:t xml:space="preserve"> GPT-4o-mini (</w:t>
+      </w:r>
+      <w:r>
+        <w:rPr>
+          <w:rFonts w:ascii="Calibri" w:hAnsi="Calibri" w:cs="Calibri"/>
+        </w:rPr>
+        <w:t>Економічний</w:t>
+      </w:r>
+      <w:r>
+        <w:t xml:space="preserve"> </w:t>
+      </w:r>
+      <w:r>
+        <w:rPr>
+          <w:rFonts w:ascii="Calibri" w:hAnsi="Calibri" w:cs="Calibri"/>
+        </w:rPr>
+        <w:t>двигун</w:t>
+      </w:r>
+      <w:r>
+        <w:t xml:space="preserve"> MVP):** </w:t>
+      </w:r>
+      <w:r>
+        <w:rPr>
+          <w:rFonts w:ascii="Calibri" w:hAnsi="Calibri" w:cs="Calibri"/>
+        </w:rPr>
+        <w:t>Використовується</w:t>
+      </w:r>
+      <w:r>
+        <w:t xml:space="preserve"> </w:t>
+      </w:r>
+      <w:r>
+        <w:rPr>
+          <w:rFonts w:ascii="Calibri" w:hAnsi="Calibri" w:cs="Calibri"/>
+        </w:rPr>
+        <w:t>для</w:t>
+      </w:r>
+      <w:r>
+        <w:t xml:space="preserve"> </w:t>
+      </w:r>
+      <w:r>
+        <w:rPr>
+          <w:rFonts w:ascii="Calibri" w:hAnsi="Calibri" w:cs="Calibri"/>
+        </w:rPr>
+        <w:t>швидких</w:t>
+      </w:r>
+      <w:r>
+        <w:t xml:space="preserve"> </w:t>
+      </w:r>
+      <w:r>
+        <w:rPr>
+          <w:rFonts w:ascii="Calibri" w:hAnsi="Calibri" w:cs="Calibri"/>
+        </w:rPr>
+        <w:t>фото</w:t>
+      </w:r>
+      <w:r>
+        <w:t xml:space="preserve"> </w:t>
+      </w:r>
+      <w:r>
+        <w:rPr>
+          <w:rFonts w:ascii="Calibri" w:hAnsi="Calibri" w:cs="Calibri"/>
+        </w:rPr>
+        <w:t>конспектів</w:t>
+      </w:r>
+      <w:r>
+        <w:t xml:space="preserve"> </w:t>
+      </w:r>
+      <w:r>
+        <w:rPr>
+          <w:rFonts w:ascii="Calibri" w:hAnsi="Calibri" w:cs="Calibri"/>
+        </w:rPr>
+        <w:t>від</w:t>
+      </w:r>
+      <w:r>
+        <w:t xml:space="preserve"> </w:t>
+      </w:r>
+      <w:r>
+        <w:rPr>
+          <w:rFonts w:ascii="Calibri" w:hAnsi="Calibri" w:cs="Calibri"/>
+        </w:rPr>
+        <w:t>мам</w:t>
+      </w:r>
+      <w:r>
+        <w:t xml:space="preserve"> (</w:t>
+      </w:r>
+      <w:r>
+        <w:rPr>
+          <w:rFonts w:ascii="Calibri" w:hAnsi="Calibri" w:cs="Calibri"/>
+        </w:rPr>
+        <w:t>«Шлях</w:t>
+      </w:r>
+      <w:r>
+        <w:t xml:space="preserve"> </w:t>
+      </w:r>
+      <w:r>
+        <w:rPr>
+          <w:rFonts w:ascii="Calibri" w:hAnsi="Calibri" w:cs="Calibri"/>
+        </w:rPr>
+        <w:t>Мами»</w:t>
+      </w:r>
       <w:r>
         <w:t xml:space="preserve">), </w:t>
       </w:r>
       <w:proofErr w:type="spellStart"/>
       <w:r>
-        <w:t>React</w:t>
-      </w:r>
-      <w:proofErr w:type="spellEnd"/>
-      <w:r>
-        <w:t xml:space="preserve"> 19, </w:t>
-      </w:r>
-      <w:proofErr w:type="spellStart"/>
-      <w:r>
-        <w:t>Tailwind</w:t>
-      </w:r>
-      <w:proofErr w:type="spellEnd"/>
-      <w:r>
-        <w:t xml:space="preserve"> CSS v4, </w:t>
-      </w:r>
-      <w:proofErr w:type="spellStart"/>
-      <w:r>
-        <w:t>shadcn</w:t>
-      </w:r>
-      <w:proofErr w:type="spellEnd"/>
-      <w:r>
-        <w:t>/</w:t>
-      </w:r>
-      <w:proofErr w:type="spellStart"/>
-      <w:r>
-        <w:t>ui</w:t>
+        <w:t>Vision</w:t>
+      </w:r>
+      <w:proofErr w:type="spellEnd"/>
+      <w:r>
+        <w:t xml:space="preserve">-опису географічних карт/схем від </w:t>
+      </w:r>
+      <w:proofErr w:type="spellStart"/>
+      <w:r>
+        <w:t>LlamaParse</w:t>
+      </w:r>
+      <w:proofErr w:type="spellEnd"/>
+      <w:r>
+        <w:t xml:space="preserve"> та генерації ігрових квестів чи казок у батьківському потоці. Забезпечує копійчану собівартість та максимальну </w:t>
+      </w:r>
+      <w:proofErr w:type="spellStart"/>
+      <w:r>
+        <w:t>маржинальність</w:t>
       </w:r>
       <w:proofErr w:type="spellEnd"/>
       <w:r>
@@ -247,80 +1004,44 @@
     </w:p>
     <w:p>
       <w:r>
-        <w:t>2. Залізне Правило Декомпозиції (</w:t>
-      </w:r>
-      <w:proofErr w:type="spellStart"/>
-      <w:r>
-        <w:t>Атомарність</w:t>
-      </w:r>
-      <w:proofErr w:type="spellEnd"/>
-      <w:r>
-        <w:t xml:space="preserve">): Заборонено створювати великі монолітні файли (понад 150 рядків). UI-екран, форма чи логічний блок мають безжально різатися на дрібні, ізольовані </w:t>
-      </w:r>
-      <w:proofErr w:type="spellStart"/>
-      <w:r>
-        <w:t>підкомпоненти</w:t>
-      </w:r>
-      <w:proofErr w:type="spellEnd"/>
-      <w:r>
-        <w:t xml:space="preserve">. Один файл — одна відповідальність. Локальні </w:t>
-      </w:r>
-      <w:proofErr w:type="spellStart"/>
-      <w:r>
-        <w:t>пропси</w:t>
-      </w:r>
-      <w:proofErr w:type="spellEnd"/>
-      <w:r>
-        <w:t xml:space="preserve"> живуть строго у своїх мікро-файлах.</w:t>
-      </w:r>
-    </w:p>
-    <w:p>
-      <w:r>
-        <w:t xml:space="preserve">3. Тонкі Server </w:t>
-      </w:r>
-      <w:proofErr w:type="spellStart"/>
-      <w:r>
-        <w:t>Actions</w:t>
-      </w:r>
-      <w:proofErr w:type="spellEnd"/>
-      <w:r>
-        <w:t xml:space="preserve">: Файл </w:t>
-      </w:r>
-      <w:proofErr w:type="spellStart"/>
-      <w:r>
-        <w:t>app</w:t>
-      </w:r>
-      <w:proofErr w:type="spellEnd"/>
-      <w:r>
-        <w:t>/</w:t>
-      </w:r>
-      <w:proofErr w:type="spellStart"/>
-      <w:r>
-        <w:t>dashboard</w:t>
-      </w:r>
-      <w:proofErr w:type="spellEnd"/>
-      <w:r>
-        <w:t>/</w:t>
-      </w:r>
-      <w:proofErr w:type="spellStart"/>
-      <w:r>
-        <w:t>actions.ts</w:t>
-      </w:r>
-      <w:proofErr w:type="spellEnd"/>
-      <w:r>
-        <w:t xml:space="preserve"> виконує роль чистого сервісного контролера. Уся </w:t>
-      </w:r>
-      <w:proofErr w:type="spellStart"/>
-      <w:r>
-        <w:t>низькорівнева</w:t>
-      </w:r>
-      <w:proofErr w:type="spellEnd"/>
-      <w:r>
-        <w:t xml:space="preserve"> рутина та алгоритми ШІ сховано в окремі утилітарні </w:t>
-      </w:r>
-      <w:proofErr w:type="spellStart"/>
-      <w:r>
-        <w:t>хелпери</w:t>
+        <w:t>2. **</w:t>
+      </w:r>
+      <w:r>
+        <w:rPr>
+          <w:rFonts w:ascii="Segoe UI Emoji" w:hAnsi="Segoe UI Emoji" w:cs="Segoe UI Emoji"/>
+        </w:rPr>
+        <w:t>🧠</w:t>
+      </w:r>
+      <w:r>
+        <w:t xml:space="preserve"> </w:t>
+      </w:r>
+      <w:proofErr w:type="spellStart"/>
+      <w:r>
+        <w:t>OpenAI</w:t>
+      </w:r>
+      <w:proofErr w:type="spellEnd"/>
+      <w:r>
+        <w:t xml:space="preserve"> GPT-4o (Головний мультимодальний експерт - На майбутнє):** Запускається для важких точних наук (Фізика, Хімія, Математика), де критично важливі просторове мислення та </w:t>
+      </w:r>
+      <w:proofErr w:type="spellStart"/>
+      <w:r>
+        <w:t>LaTeX</w:t>
+      </w:r>
+      <w:proofErr w:type="spellEnd"/>
+      <w:r>
+        <w:t>. Також вона генерує офіційний, суворий академічний **Потік Вчителя** для папки ІПР на основі живих дефектологічних інструкцій `</w:t>
+      </w:r>
+      <w:proofErr w:type="spellStart"/>
+      <w:r>
+        <w:t>ai_instructions</w:t>
+      </w:r>
+      <w:proofErr w:type="spellEnd"/>
+      <w:r>
+        <w:t xml:space="preserve">` із бази </w:t>
+      </w:r>
+      <w:proofErr w:type="spellStart"/>
+      <w:r>
+        <w:t>Supabase</w:t>
       </w:r>
       <w:proofErr w:type="spellEnd"/>
       <w:r>
@@ -330,43 +1051,16 @@
     <w:p/>
     <w:p>
       <w:r>
-        <w:t xml:space="preserve">## 4. Пакувальне ціноутворення, </w:t>
-      </w:r>
-      <w:proofErr w:type="spellStart"/>
-      <w:r>
-        <w:t>антифрод</w:t>
-      </w:r>
-      <w:proofErr w:type="spellEnd"/>
-      <w:r>
-        <w:t xml:space="preserve"> та фінансова ціль (\$1000 чистими):</w:t>
-      </w:r>
-    </w:p>
-    <w:p>
-      <w:r>
-        <w:t>1. Пакетна модель: Замість підписок сервіс продає пакети спроб (наприклад, 100 генерацій за 500 грн, де ціна унікального кліку — 5.00 грн).</w:t>
-      </w:r>
-    </w:p>
-    <w:p>
-      <w:r>
-        <w:t>2. Захист від хитрунів (</w:t>
-      </w:r>
-      <w:proofErr w:type="spellStart"/>
-      <w:r>
-        <w:t>Фрод</w:t>
-      </w:r>
-      <w:proofErr w:type="spellEnd"/>
-      <w:r>
-        <w:t xml:space="preserve">-контроль): </w:t>
-      </w:r>
-    </w:p>
-    <w:p>
-      <w:r>
-        <w:lastRenderedPageBreak/>
-        <w:t xml:space="preserve">  - Нарахування стартових 5 безкоштовних кредитів відбувається строго один раз для </w:t>
-      </w:r>
-      <w:proofErr w:type="spellStart"/>
-      <w:r>
-        <w:t>верифікованих</w:t>
+        <w:t>## 8. КОНСТРУКТОР АДАПТАЦІЙ ТА АРХІТЕКТУРА РОЗГАЛУЖЕННЯ R2</w:t>
+      </w:r>
+    </w:p>
+    <w:p>
+      <w:r>
+        <w:t xml:space="preserve">ШІ розділяє </w:t>
+      </w:r>
+      <w:proofErr w:type="spellStart"/>
+      <w:r>
+        <w:t>Tone</w:t>
       </w:r>
       <w:proofErr w:type="spellEnd"/>
       <w:r>
@@ -374,7 +1068,7 @@
       </w:r>
       <w:proofErr w:type="spellStart"/>
       <w:r>
-        <w:t>Google</w:t>
+        <w:t>of</w:t>
       </w:r>
       <w:proofErr w:type="spellEnd"/>
       <w:r>
@@ -382,30 +1076,188 @@
       </w:r>
       <w:proofErr w:type="spellStart"/>
       <w:r>
-        <w:t>OAuth</w:t>
-      </w:r>
-      <w:proofErr w:type="spellEnd"/>
-      <w:r>
-        <w:t xml:space="preserve"> акаунтів.</w:t>
-      </w:r>
-    </w:p>
-    <w:p>
-      <w:r>
-        <w:t xml:space="preserve">  - Жорстке обмеження на створення профілів дітей — не більше 3-х активних карток дітей на базовому тарифі.</w:t>
-      </w:r>
-    </w:p>
-    <w:p/>
-    <w:p>
-      <w:r>
-        <w:t xml:space="preserve">## 5. Розширена фабрика </w:t>
-      </w:r>
-      <w:proofErr w:type="spellStart"/>
-      <w:r>
-        <w:t>парсерів</w:t>
-      </w:r>
-      <w:proofErr w:type="spellEnd"/>
-      <w:r>
-        <w:t xml:space="preserve"> та Хмарне сховище (R2 + </w:t>
+        <w:t>Voice</w:t>
+      </w:r>
+      <w:proofErr w:type="spellEnd"/>
+      <w:r>
+        <w:t xml:space="preserve"> та структуру видачі на основі ролі користувача, а складність бере суворо від **Номеру Класу** (гарантує безкоштовне </w:t>
+      </w:r>
+      <w:proofErr w:type="spellStart"/>
+      <w:r>
+        <w:t>перевикористання</w:t>
+      </w:r>
+      <w:proofErr w:type="spellEnd"/>
+      <w:r>
+        <w:t xml:space="preserve"> матеріалу іншими вчителями України). Біологічний вік дитини — виключно обмежувач для </w:t>
+      </w:r>
+      <w:proofErr w:type="spellStart"/>
+      <w:r>
+        <w:t>Tone</w:t>
+      </w:r>
+      <w:proofErr w:type="spellEnd"/>
+      <w:r>
+        <w:t xml:space="preserve"> </w:t>
+      </w:r>
+      <w:proofErr w:type="spellStart"/>
+      <w:r>
+        <w:t>of</w:t>
+      </w:r>
+      <w:proofErr w:type="spellEnd"/>
+      <w:r>
+        <w:t xml:space="preserve"> </w:t>
+      </w:r>
+      <w:proofErr w:type="spellStart"/>
+      <w:r>
+        <w:t>Voice</w:t>
+      </w:r>
+      <w:proofErr w:type="spellEnd"/>
+      <w:r>
+        <w:t xml:space="preserve"> (шанобливий тон для підлітків).</w:t>
+      </w:r>
+    </w:p>
+    <w:p>
+      <w:r>
+        <w:t xml:space="preserve">* **Потік Вчителя:** </w:t>
+      </w:r>
+      <w:proofErr w:type="spellStart"/>
+      <w:r>
+        <w:t>Academic</w:t>
+      </w:r>
+      <w:proofErr w:type="spellEnd"/>
+      <w:r>
+        <w:t xml:space="preserve"> </w:t>
+      </w:r>
+      <w:proofErr w:type="spellStart"/>
+      <w:r>
+        <w:t>Markdown</w:t>
+      </w:r>
+      <w:proofErr w:type="spellEnd"/>
+      <w:r>
+        <w:t>-документ (Модифікована мета уроку МОН, адаптований текст із термінами, 3 вправи за партою та критерії оцінювання для папки ІПР).</w:t>
+      </w:r>
+    </w:p>
+    <w:p>
+      <w:r>
+        <w:t>* **Потік Мами:** Двозонна видача. `&lt;</w:t>
+      </w:r>
+      <w:proofErr w:type="spellStart"/>
+      <w:r>
+        <w:t>parents-zone</w:t>
+      </w:r>
+      <w:proofErr w:type="spellEnd"/>
+      <w:r>
+        <w:t>&gt;` (слова підтримки, підручний побутовий реквізит як-от LEGO). `&lt;</w:t>
+      </w:r>
+      <w:proofErr w:type="spellStart"/>
+      <w:r>
+        <w:t>child-zone</w:t>
+      </w:r>
+      <w:proofErr w:type="spellEnd"/>
+      <w:r>
+        <w:t>&gt;` (захоплива казка або квест).</w:t>
+      </w:r>
+    </w:p>
+    <w:p>
+      <w:r>
+        <w:t>* **Суворе 30-денне очищення персональних архівів (</w:t>
+      </w:r>
+      <w:proofErr w:type="spellStart"/>
+      <w:r>
+        <w:t>Флоу</w:t>
+      </w:r>
+      <w:proofErr w:type="spellEnd"/>
+      <w:r>
+        <w:t xml:space="preserve"> №3):**</w:t>
+      </w:r>
+    </w:p>
+    <w:p>
+      <w:r>
+        <w:t xml:space="preserve">  1. **У хмарі </w:t>
+      </w:r>
+      <w:proofErr w:type="spellStart"/>
+      <w:r>
+        <w:t>Cloudflare</w:t>
+      </w:r>
+      <w:proofErr w:type="spellEnd"/>
+      <w:r>
+        <w:t xml:space="preserve"> R2:** Для шляху `</w:t>
+      </w:r>
+      <w:proofErr w:type="spellStart"/>
+      <w:r>
+        <w:t>personal-materials</w:t>
+      </w:r>
+      <w:proofErr w:type="spellEnd"/>
+      <w:r>
+        <w:t>/[</w:t>
+      </w:r>
+      <w:proofErr w:type="spellStart"/>
+      <w:r>
+        <w:t>user_id</w:t>
+      </w:r>
+      <w:proofErr w:type="spellEnd"/>
+      <w:r>
+        <w:t>]/[</w:t>
+      </w:r>
+      <w:proofErr w:type="spellStart"/>
+      <w:r>
+        <w:t>child_id</w:t>
+      </w:r>
+      <w:proofErr w:type="spellEnd"/>
+      <w:r>
+        <w:t>]/[</w:t>
+      </w:r>
+      <w:proofErr w:type="spellStart"/>
+      <w:r>
+        <w:t>adaptation_uuid</w:t>
+      </w:r>
+      <w:proofErr w:type="spellEnd"/>
+      <w:r>
+        <w:t>].</w:t>
+      </w:r>
+      <w:proofErr w:type="spellStart"/>
+      <w:r>
+        <w:t>txt</w:t>
+      </w:r>
+      <w:proofErr w:type="spellEnd"/>
+      <w:r>
+        <w:t xml:space="preserve">` налаштовано </w:t>
+      </w:r>
+      <w:proofErr w:type="spellStart"/>
+      <w:r>
+        <w:t>нативне</w:t>
+      </w:r>
+      <w:proofErr w:type="spellEnd"/>
+      <w:r>
+        <w:t xml:space="preserve"> **</w:t>
+      </w:r>
+      <w:proofErr w:type="spellStart"/>
+      <w:r>
+        <w:t>Lifecycle</w:t>
+      </w:r>
+      <w:proofErr w:type="spellEnd"/>
+      <w:r>
+        <w:t xml:space="preserve"> </w:t>
+      </w:r>
+      <w:proofErr w:type="spellStart"/>
+      <w:r>
+        <w:t>Rule</w:t>
+      </w:r>
+      <w:proofErr w:type="spellEnd"/>
+      <w:r>
+        <w:t xml:space="preserve">** із терміном дії рівно 30 днів для </w:t>
+      </w:r>
+      <w:proofErr w:type="spellStart"/>
+      <w:r>
+        <w:t>автовидалення</w:t>
+      </w:r>
+      <w:proofErr w:type="spellEnd"/>
+      <w:r>
+        <w:t>.</w:t>
+      </w:r>
+    </w:p>
+    <w:p>
+      <w:r>
+        <w:t xml:space="preserve">  2. **У базі </w:t>
       </w:r>
       <w:proofErr w:type="spellStart"/>
       <w:r>
@@ -413,371 +1265,15 @@
       </w:r>
       <w:proofErr w:type="spellEnd"/>
       <w:r>
-        <w:t>):</w:t>
-      </w:r>
-    </w:p>
-    <w:p>
-      <w:r>
-        <w:t xml:space="preserve">* Книги (PDF, DOCX): Перед відправкою JS рахує SHA-256 хеш. Якщо книга вже оцифрована в Україні раніше — завантаження скасовується, а підручник миттєво додається у сітку класу. Нові великі книги (PDF, DOCX) розпізнаються через </w:t>
-      </w:r>
-      <w:proofErr w:type="spellStart"/>
-      <w:r>
-        <w:t>Mathpix</w:t>
-      </w:r>
-      <w:proofErr w:type="spellEnd"/>
-      <w:r>
-        <w:t xml:space="preserve"> API.</w:t>
-      </w:r>
-    </w:p>
-    <w:p>
-      <w:r>
-        <w:t xml:space="preserve">* Швидкі Фото/Схеми (Шлях Мами): Мультимодальний </w:t>
-      </w:r>
-      <w:proofErr w:type="spellStart"/>
-      <w:r>
-        <w:t>OpenAI</w:t>
-      </w:r>
-      <w:proofErr w:type="spellEnd"/>
-      <w:r>
-        <w:t xml:space="preserve"> GPT-4o-mini (</w:t>
-      </w:r>
-      <w:proofErr w:type="spellStart"/>
-      <w:r>
-        <w:t>Vision</w:t>
-      </w:r>
-      <w:proofErr w:type="spellEnd"/>
-      <w:r>
-        <w:t>) розпізнає знімки сторінок чи зошитів «тут і зараз» за копійчану собівартість (15-20 копійок), описує графіку текстом та видає результат без створення великої книги.</w:t>
-      </w:r>
-    </w:p>
-    <w:p/>
-    <w:p>
-      <w:r>
-        <w:t>## 6. ДВОЯДЕРНИЙ КОНСТРУКТОР АДАПТАЦІЙ ТА ЗАЛІЗНИЙ ЯКІР КЛАСУ ДЛЯ ПЕРЕВИКОРИСТАННЯ:</w:t>
-      </w:r>
-    </w:p>
-    <w:p>
-      <w:r>
-        <w:t>Під час генерації через `</w:t>
-      </w:r>
-      <w:proofErr w:type="spellStart"/>
-      <w:r>
-        <w:t>generateAdaptationPrompt</w:t>
-      </w:r>
-      <w:proofErr w:type="spellEnd"/>
-      <w:r>
-        <w:t xml:space="preserve">` ШІ суворо розділяє </w:t>
-      </w:r>
-      <w:proofErr w:type="spellStart"/>
-      <w:r>
-        <w:t>Tone</w:t>
-      </w:r>
-      <w:proofErr w:type="spellEnd"/>
-      <w:r>
-        <w:t xml:space="preserve"> </w:t>
-      </w:r>
-      <w:proofErr w:type="spellStart"/>
-      <w:r>
-        <w:t>of</w:t>
-      </w:r>
-      <w:proofErr w:type="spellEnd"/>
-      <w:r>
-        <w:t xml:space="preserve"> </w:t>
-      </w:r>
-      <w:proofErr w:type="spellStart"/>
-      <w:r>
-        <w:t>Voice</w:t>
-      </w:r>
-      <w:proofErr w:type="spellEnd"/>
-      <w:r>
-        <w:t xml:space="preserve"> та структуру видачі на основі ролі користувача, а дефектологічну поведінку бере НАЖИВО з бази даних </w:t>
-      </w:r>
-      <w:proofErr w:type="spellStart"/>
-      <w:r>
-        <w:t>Supabase</w:t>
-      </w:r>
-      <w:proofErr w:type="spellEnd"/>
-      <w:r>
-        <w:t>:</w:t>
-      </w:r>
-    </w:p>
-    <w:p>
-      <w:r>
-        <w:t>1. **Залізне Правило Класу (</w:t>
-      </w:r>
-      <w:proofErr w:type="spellStart"/>
-      <w:r>
-        <w:t>Перевикористання</w:t>
-      </w:r>
-      <w:proofErr w:type="spellEnd"/>
-      <w:r>
-        <w:t xml:space="preserve">):** Рівень складності, обсяг термінів та структура завдань будуються СУВОРO НА ОСНОВІ НОМЕРУ КЛАСУ, а не біологічного віку. Це гарантує 100% можливість безкоштовного </w:t>
-      </w:r>
-      <w:proofErr w:type="spellStart"/>
-      <w:r>
-        <w:t>перевикористання</w:t>
-      </w:r>
-      <w:proofErr w:type="spellEnd"/>
-      <w:r>
-        <w:t xml:space="preserve"> матеріалу іншими вчителями України. Біологічний вік дитини використовується ШІ виключно як обмежувач для </w:t>
-      </w:r>
-      <w:proofErr w:type="spellStart"/>
-      <w:r>
-        <w:t>Tone</w:t>
-      </w:r>
-      <w:proofErr w:type="spellEnd"/>
-      <w:r>
-        <w:t xml:space="preserve"> </w:t>
-      </w:r>
-      <w:proofErr w:type="spellStart"/>
-      <w:r>
-        <w:t>of</w:t>
-      </w:r>
-      <w:proofErr w:type="spellEnd"/>
-      <w:r>
-        <w:t xml:space="preserve"> </w:t>
-      </w:r>
-      <w:proofErr w:type="spellStart"/>
-      <w:r>
-        <w:t>Voice</w:t>
-      </w:r>
-      <w:proofErr w:type="spellEnd"/>
-      <w:r>
-        <w:t xml:space="preserve"> (шанобливий тон без надмірної дитячості для старших дітей, які відстають у навчанні).</w:t>
-      </w:r>
-    </w:p>
-    <w:p>
-      <w:r>
-        <w:t xml:space="preserve">2. **Динамічне Максимальне Ядро </w:t>
-      </w:r>
-      <w:proofErr w:type="spellStart"/>
-      <w:r>
-        <w:t>Промпту</w:t>
-      </w:r>
-      <w:proofErr w:type="spellEnd"/>
-      <w:r>
-        <w:t xml:space="preserve">:** Спеціалізована ШІ-інструкція під конкретні освітні потреби учня </w:t>
-      </w:r>
-      <w:proofErr w:type="spellStart"/>
-      <w:r>
-        <w:t>динамічно</w:t>
-      </w:r>
-      <w:proofErr w:type="spellEnd"/>
-      <w:r>
-        <w:t xml:space="preserve"> </w:t>
-      </w:r>
-      <w:proofErr w:type="spellStart"/>
-      <w:r>
-        <w:t>фетчиться</w:t>
-      </w:r>
-      <w:proofErr w:type="spellEnd"/>
-      <w:r>
-        <w:t xml:space="preserve"> з колонки `</w:t>
-      </w:r>
-      <w:proofErr w:type="spellStart"/>
-      <w:r>
-        <w:t>ai_instructions</w:t>
-      </w:r>
-      <w:proofErr w:type="spellEnd"/>
-      <w:r>
-        <w:t>` таблиці `</w:t>
-      </w:r>
-      <w:proofErr w:type="spellStart"/>
-      <w:r>
-        <w:t>ref_diagnoses</w:t>
-      </w:r>
-      <w:proofErr w:type="spellEnd"/>
-      <w:r>
-        <w:t xml:space="preserve">` на основі профілю обраної дитини й передається в </w:t>
-      </w:r>
-      <w:proofErr w:type="spellStart"/>
-      <w:r>
-        <w:t>пайплайн</w:t>
-      </w:r>
-      <w:proofErr w:type="spellEnd"/>
-      <w:r>
-        <w:t>. ШІ зобов'язаний витиснути максимум із цієї дефектологічної інструкції бази для бездоганного налаштування поведінки моделі.</w:t>
-      </w:r>
-    </w:p>
-    <w:p>
-      <w:r>
-        <w:t xml:space="preserve">3. **Потік Вчителя:** Суворий, академічний </w:t>
-      </w:r>
-      <w:proofErr w:type="spellStart"/>
-      <w:r>
-        <w:t>Markdown</w:t>
-      </w:r>
-      <w:proofErr w:type="spellEnd"/>
-      <w:r>
-        <w:t>-документ (Модифікована мета уроку МОН, адаптований текст із термінами під діагноз та інструкцію бази, 3 вправи за партою та офіційні критерії оцінювання для папки ІПР).</w:t>
-      </w:r>
-    </w:p>
-    <w:p>
-      <w:r>
-        <w:t>4. **Потік Мами:** Двозонна видача через спеціальні теги. `&lt;</w:t>
-      </w:r>
-      <w:proofErr w:type="spellStart"/>
-      <w:r>
-        <w:t>parents-zone</w:t>
-      </w:r>
-      <w:proofErr w:type="spellEnd"/>
-      <w:r>
-        <w:t>&gt;` містить слова психологічної підтримки для мами, перелік побутового підручного реквізиту (LEGO, ґудзики) та дефектологічні підказки на основі `</w:t>
-      </w:r>
-      <w:proofErr w:type="spellStart"/>
-      <w:r>
-        <w:t>ai_instructions</w:t>
-      </w:r>
-      <w:proofErr w:type="spellEnd"/>
-      <w:r>
-        <w:t>`. `&lt;</w:t>
-      </w:r>
-      <w:proofErr w:type="spellStart"/>
-      <w:r>
-        <w:t>child-zone</w:t>
-      </w:r>
-      <w:proofErr w:type="spellEnd"/>
-      <w:r>
-        <w:t>&gt;` повністю перетворює сухий урок на захопливу казку чи ігровий квест із залученням улюблених персонажів дитини.</w:t>
-      </w:r>
-    </w:p>
-    <w:p/>
-    <w:p>
-      <w:r>
-        <w:t>## 7. АРХІТЕКТУРА РОЗГАЛУЖЕННЯ ФОРМАТІВ ВВЕДЕННЯ, ЕКОЛОГІЇ СХОВИЩА ТА КЛЮЧІВ R2:</w:t>
-      </w:r>
-    </w:p>
-    <w:p>
-      <w:r>
-        <w:t xml:space="preserve">Система суворо розділяє три потоки обробки та папки збереження в хмарі </w:t>
-      </w:r>
-      <w:proofErr w:type="spellStart"/>
-      <w:r>
-        <w:t>Cloudflare</w:t>
-      </w:r>
-      <w:proofErr w:type="spellEnd"/>
-      <w:r>
-        <w:t xml:space="preserve"> R2:</w:t>
-      </w:r>
-    </w:p>
-    <w:p>
-      <w:r>
-        <w:t>* **</w:t>
-      </w:r>
-      <w:proofErr w:type="spellStart"/>
-      <w:r>
-        <w:t>Флоу</w:t>
-      </w:r>
-      <w:proofErr w:type="spellEnd"/>
-      <w:r>
-        <w:t xml:space="preserve"> №1 (Глобальний ШІ-Архів підручників):** Функція `</w:t>
-      </w:r>
-      <w:proofErr w:type="spellStart"/>
-      <w:r>
-        <w:t>generateAdaptedKey</w:t>
-      </w:r>
-      <w:proofErr w:type="spellEnd"/>
-      <w:r>
-        <w:t xml:space="preserve">`. Шлях: `generated-materials/[program]/[class]/[subject_id]/[author]_[year]/paragraph_[N]/level_[L]_[diagnosis].txt`. Зберігається БЕЗСТРОКОВО в </w:t>
-      </w:r>
-      <w:proofErr w:type="spellStart"/>
-      <w:r>
-        <w:t>Supabase</w:t>
-      </w:r>
-      <w:proofErr w:type="spellEnd"/>
-      <w:r>
-        <w:t xml:space="preserve"> та R2 для безкоштовного </w:t>
-      </w:r>
-      <w:proofErr w:type="spellStart"/>
-      <w:r>
-        <w:t>перевикористання</w:t>
-      </w:r>
-      <w:proofErr w:type="spellEnd"/>
-      <w:r>
-        <w:t xml:space="preserve"> всіма вчителями України.</w:t>
-      </w:r>
-    </w:p>
-    <w:p>
-      <w:r>
-        <w:t>* **</w:t>
-      </w:r>
-      <w:proofErr w:type="spellStart"/>
-      <w:r>
-        <w:t>Флоу</w:t>
-      </w:r>
-      <w:proofErr w:type="spellEnd"/>
-      <w:r>
-        <w:t xml:space="preserve"> №2 (Оригінали підручників НУШ):** Функція `</w:t>
-      </w:r>
-      <w:proofErr w:type="spellStart"/>
-      <w:r>
-        <w:t>generateSourceKey</w:t>
-      </w:r>
-      <w:proofErr w:type="spellEnd"/>
-      <w:r>
-        <w:t>`. Шлях: `source-books/[program_id]/[class]/[subject_id]/[author]_[year]/paragraph_[N].txt`. Зберігається БЕЗСТРОКОВО.</w:t>
-      </w:r>
-    </w:p>
-    <w:p>
-      <w:r>
-        <w:lastRenderedPageBreak/>
-        <w:t>* **</w:t>
-      </w:r>
-      <w:proofErr w:type="spellStart"/>
-      <w:r>
-        <w:t>Флоу</w:t>
-      </w:r>
-      <w:proofErr w:type="spellEnd"/>
-      <w:r>
-        <w:t xml:space="preserve"> №3 (Універсальний Персональний архів — Швидкий Текст / Фото конспектів):** Функція `</w:t>
-      </w:r>
-      <w:proofErr w:type="spellStart"/>
-      <w:r>
-        <w:t>generatePersonalKey</w:t>
-      </w:r>
-      <w:proofErr w:type="spellEnd"/>
-      <w:r>
-        <w:t>`. Шлях: `</w:t>
-      </w:r>
-      <w:proofErr w:type="spellStart"/>
-      <w:r>
-        <w:t>personal-materials</w:t>
-      </w:r>
-      <w:proofErr w:type="spellEnd"/>
-      <w:r>
-        <w:t>/[</w:t>
-      </w:r>
-      <w:proofErr w:type="spellStart"/>
-      <w:r>
-        <w:t>user_id</w:t>
-      </w:r>
-      <w:proofErr w:type="spellEnd"/>
-      <w:r>
-        <w:t>]/[</w:t>
-      </w:r>
-      <w:proofErr w:type="spellStart"/>
-      <w:r>
-        <w:t>child_id</w:t>
-      </w:r>
-      <w:proofErr w:type="spellEnd"/>
-      <w:r>
-        <w:t>]/[</w:t>
-      </w:r>
-      <w:proofErr w:type="spellStart"/>
-      <w:r>
-        <w:t>adaptation_uuid</w:t>
-      </w:r>
-      <w:proofErr w:type="spellEnd"/>
-      <w:r>
-        <w:t>].</w:t>
-      </w:r>
-      <w:proofErr w:type="spellStart"/>
-      <w:r>
-        <w:t>txt</w:t>
-      </w:r>
-      <w:proofErr w:type="spellEnd"/>
-      <w:r>
-        <w:t>`. Цей потік є єдиним як для Мам (видача казок), так і для Вчителів (картки з власних записок). Записи летять в загальну таблицю `</w:t>
+        <w:t>:** Запущено нічного робота `</w:t>
+      </w:r>
+      <w:proofErr w:type="spellStart"/>
+      <w:r>
+        <w:t>pg_cron</w:t>
+      </w:r>
+      <w:proofErr w:type="spellEnd"/>
+      <w:r>
+        <w:t>`, який щоночі о 1:00 видаляє записи з таблиці `</w:t>
       </w:r>
       <w:proofErr w:type="spellStart"/>
       <w:r>
@@ -785,23 +1281,7 @@
       </w:r>
       <w:proofErr w:type="spellEnd"/>
       <w:r>
-        <w:t>` з повністю автоматичним фоновим очищенням баз (</w:t>
-      </w:r>
-      <w:proofErr w:type="spellStart"/>
-      <w:r>
-        <w:t>Supabase</w:t>
-      </w:r>
-      <w:proofErr w:type="spellEnd"/>
-      <w:r>
-        <w:t xml:space="preserve"> </w:t>
-      </w:r>
-      <w:proofErr w:type="spellStart"/>
-      <w:r>
-        <w:t>pg_cron</w:t>
-      </w:r>
-      <w:proofErr w:type="spellEnd"/>
-      <w:r>
-        <w:t xml:space="preserve">) строго через 30 днів тільки для тимчасових генерацій (`WHERE </w:t>
+        <w:t>`, старіші за 30 днів, де `</w:t>
       </w:r>
       <w:proofErr w:type="spellStart"/>
       <w:r>
@@ -809,131 +1289,7 @@
       </w:r>
       <w:proofErr w:type="spellEnd"/>
       <w:r>
-        <w:t xml:space="preserve"> IS NULL`).</w:t>
-      </w:r>
-    </w:p>
-    <w:p>
-      <w:r>
-        <w:t>* **Правила Авто-</w:t>
-      </w:r>
-      <w:proofErr w:type="spellStart"/>
-      <w:r>
-        <w:t>Неймінгу</w:t>
-      </w:r>
-      <w:proofErr w:type="spellEnd"/>
-      <w:r>
-        <w:t xml:space="preserve"> для Персонального Архіву:** Для вкладок швидкого тексту назва обрізається по перших 40 символах (у вчителя додається префікс "Конспект:"); для проблеми — «Предмет: [Опис проблеми]»; для фото — «Фото-адаптація для [Ім'я дитини] від [Дата]».</w:t>
-      </w:r>
-    </w:p>
-    <w:p/>
-    <w:p>
-      <w:r>
-        <w:t>## 8. ФУНКЦІОНАЛЬНИЙ ПЛАН ДООПРАЦЮВАННЯ MVP ТА БІЗНЕС-ВЕРСІЇ:</w:t>
-      </w:r>
-    </w:p>
-    <w:p>
-      <w:r>
-        <w:t xml:space="preserve">1. **Залізобетонні Кнопки Друк/Зберегти (В межах MVP):** У зв'язку з 30-денним лімітом персонального архіву, кнопки «Роздрукувати» (через @media </w:t>
-      </w:r>
-      <w:proofErr w:type="spellStart"/>
-      <w:r>
-        <w:t>print</w:t>
-      </w:r>
-      <w:proofErr w:type="spellEnd"/>
-      <w:r>
-        <w:t xml:space="preserve"> зі збереженням стилів) та «Зберегти як PDF» є ОБОВ'ЯЗКОВИМИ для інтеграції в зону результату, щоб користувач міг миттєво зберегти матеріал на пристрій назавжди. Реалізація видалення картки учня ліворуч, створення мінімалістичного футера та активація посилань меню.</w:t>
-      </w:r>
-    </w:p>
-    <w:p>
-      <w:r>
-        <w:t xml:space="preserve">2. **Улюблений </w:t>
-      </w:r>
-      <w:proofErr w:type="spellStart"/>
-      <w:r>
-        <w:t>Рефакторинг</w:t>
-      </w:r>
-      <w:proofErr w:type="spellEnd"/>
-      <w:r>
-        <w:t xml:space="preserve"> та баг-фікси (В межах MVP):** Покрокова чистка залишків старого коду, вирівнювання відступів, оптимізація </w:t>
-      </w:r>
-      <w:proofErr w:type="spellStart"/>
-      <w:r>
-        <w:t>рендерингу</w:t>
-      </w:r>
-      <w:proofErr w:type="spellEnd"/>
-      <w:r>
-        <w:t xml:space="preserve"> сіток та усунення функціональних затримок при динамічному </w:t>
-      </w:r>
-      <w:proofErr w:type="spellStart"/>
-      <w:r>
-        <w:t>фетчі</w:t>
-      </w:r>
-      <w:proofErr w:type="spellEnd"/>
-      <w:r>
-        <w:t xml:space="preserve"> предметів.</w:t>
-      </w:r>
-    </w:p>
-    <w:p>
-      <w:r>
-        <w:t xml:space="preserve">3. **Архів та Історія (Після СВП):** Закладка «Архів генерацій» для безкоштовного доступу до старих </w:t>
-      </w:r>
-      <w:proofErr w:type="spellStart"/>
-      <w:r>
-        <w:t>адаптацій</w:t>
-      </w:r>
-      <w:proofErr w:type="spellEnd"/>
-      <w:r>
-        <w:t xml:space="preserve"> (з плашкою-попередженням про 30 днів та автоматичними назвами) та екран історії </w:t>
-      </w:r>
-      <w:proofErr w:type="spellStart"/>
-      <w:r>
-        <w:t>оплат</w:t>
-      </w:r>
-      <w:proofErr w:type="spellEnd"/>
-      <w:r>
-        <w:t xml:space="preserve"> куплених пакетів для користувача.</w:t>
-      </w:r>
-    </w:p>
-    <w:p>
-      <w:r>
-        <w:t>4. **</w:t>
-      </w:r>
-      <w:proofErr w:type="spellStart"/>
-      <w:r>
-        <w:t>Адмін</w:t>
-      </w:r>
-      <w:proofErr w:type="spellEnd"/>
-      <w:r>
-        <w:t xml:space="preserve">-панель та Статистика сайту (Після СВП):** Внутрішній </w:t>
-      </w:r>
-      <w:proofErr w:type="spellStart"/>
-      <w:r>
-        <w:t>дашборд</w:t>
-      </w:r>
-      <w:proofErr w:type="spellEnd"/>
-      <w:r>
-        <w:t xml:space="preserve"> засновника для моніторингу загальної кількості користувачів, транзакцій та аналітики завантажених книг.</w:t>
-      </w:r>
-    </w:p>
-    <w:p>
-      <w:r>
-        <w:t>5. **Інклюзивне Аудіо (Після СВП):** Кнопка «Озвучити голосом» (</w:t>
-      </w:r>
-      <w:proofErr w:type="spellStart"/>
-      <w:r>
-        <w:t>Text-to-Speech</w:t>
-      </w:r>
-      <w:proofErr w:type="spellEnd"/>
-      <w:r>
-        <w:t xml:space="preserve">) для якісного читання казок та адаптованих текстів дітям з </w:t>
-      </w:r>
-      <w:proofErr w:type="spellStart"/>
-      <w:r>
-        <w:t>дислексією</w:t>
-      </w:r>
-      <w:proofErr w:type="spellEnd"/>
-      <w:r>
-        <w:t xml:space="preserve"> на слух.</w:t>
+        <w:t xml:space="preserve"> IS NULL` (персональні записи/фото конспектів), не чіпаючи оригінали офіційних підручників.</w:t>
       </w:r>
     </w:p>
     <w:sectPr>
